--- a/Documents/GUI Design Document (1).docx
+++ b/Documents/GUI Design Document (1).docx
@@ -1,12 +1,12 @@
 
 <file path=word/document.xml><?xml version="1.0" encoding="utf-8"?>
-<w:document xmlns:mc="http://schemas.openxmlformats.org/markup-compatibility/2006" xmlns:o="urn:schemas-microsoft-com:office:office" xmlns:r="http://schemas.openxmlformats.org/officeDocument/2006/relationships" xmlns:m="http://schemas.openxmlformats.org/officeDocument/2006/math" xmlns:v="urn:schemas-microsoft-com:vml" xmlns:wp="http://schemas.openxmlformats.org/drawingml/2006/wordprocessingDrawing" xmlns:w10="urn:schemas-microsoft-com:office:word" xmlns:w="http://schemas.openxmlformats.org/wordprocessingml/2006/main" xmlns:wne="http://schemas.microsoft.com/office/word/2006/wordml" xmlns:sl="http://schemas.openxmlformats.org/schemaLibrary/2006/main" xmlns:a="http://schemas.openxmlformats.org/drawingml/2006/main" xmlns:pic="http://schemas.openxmlformats.org/drawingml/2006/picture" xmlns:c="http://schemas.openxmlformats.org/drawingml/2006/chart" xmlns:lc="http://schemas.openxmlformats.org/drawingml/2006/lockedCanvas" xmlns:dgm="http://schemas.openxmlformats.org/drawingml/2006/diagram" xmlns:wps="http://schemas.microsoft.com/office/word/2010/wordprocessingShape" xmlns:wpg="http://schemas.microsoft.com/office/word/2010/wordprocessingGroup" xmlns:w14="http://schemas.microsoft.com/office/word/2010/wordml" xmlns:w15="http://schemas.microsoft.com/office/word/2012/wordml" xmlns:w16="http://schemas.microsoft.com/office/word/2018/wordml" xmlns:w16cex="http://schemas.microsoft.com/office/word/2018/wordml/cex" xmlns:w16cid="http://schemas.microsoft.com/office/word/2016/wordml/cid" xmlns="http://schemas.microsoft.com/office/tasks/2019/documenttasks" xmlns:cr="http://schemas.microsoft.com/office/comments/2020/reactions">
+<w:document xmlns:wpc="http://schemas.microsoft.com/office/word/2010/wordprocessingCanvas" xmlns:cx="http://schemas.microsoft.com/office/drawing/2014/chartex" xmlns:cx1="http://schemas.microsoft.com/office/drawing/2015/9/8/chartex" xmlns:cx2="http://schemas.microsoft.com/office/drawing/2015/10/21/chartex" xmlns:cx3="http://schemas.microsoft.com/office/drawing/2016/5/9/chartex" xmlns:cx4="http://schemas.microsoft.com/office/drawing/2016/5/10/chartex" xmlns:cx5="http://schemas.microsoft.com/office/drawing/2016/5/11/chartex" xmlns:cx6="http://schemas.microsoft.com/office/drawing/2016/5/12/chartex" xmlns:cx7="http://schemas.microsoft.com/office/drawing/2016/5/13/chartex" xmlns:cx8="http://schemas.microsoft.com/office/drawing/2016/5/14/chartex" xmlns:mc="http://schemas.openxmlformats.org/markup-compatibility/2006" xmlns:aink="http://schemas.microsoft.com/office/drawing/2016/ink" xmlns:am3d="http://schemas.microsoft.com/office/drawing/2017/model3d" xmlns:o="urn:schemas-microsoft-com:office:office" xmlns:oel="http://schemas.microsoft.com/office/2019/extlst" xmlns:r="http://schemas.openxmlformats.org/officeDocument/2006/relationships" xmlns:m="http://schemas.openxmlformats.org/officeDocument/2006/math" xmlns:v="urn:schemas-microsoft-com:vml" xmlns:wp14="http://schemas.microsoft.com/office/word/2010/wordprocessingDrawing" xmlns:wp="http://schemas.openxmlformats.org/drawingml/2006/wordprocessingDrawing" xmlns:w10="urn:schemas-microsoft-com:office:word" xmlns:w="http://schemas.openxmlformats.org/wordprocessingml/2006/main" xmlns:w14="http://schemas.microsoft.com/office/word/2010/wordml" xmlns:w15="http://schemas.microsoft.com/office/word/2012/wordml" xmlns:w16cex="http://schemas.microsoft.com/office/word/2018/wordml/cex" xmlns:w16cid="http://schemas.microsoft.com/office/word/2016/wordml/cid" xmlns:w16="http://schemas.microsoft.com/office/word/2018/wordml" xmlns:w16du="http://schemas.microsoft.com/office/word/2023/wordml/word16du" xmlns:w16sdtdh="http://schemas.microsoft.com/office/word/2020/wordml/sdtdatahash" xmlns:w16sdtfl="http://schemas.microsoft.com/office/word/2024/wordml/sdtformatlock" xmlns:w16se="http://schemas.microsoft.com/office/word/2015/wordml/symex" xmlns:wpg="http://schemas.microsoft.com/office/word/2010/wordprocessingGroup" xmlns:wpi="http://schemas.microsoft.com/office/word/2010/wordprocessingInk" xmlns:wne="http://schemas.microsoft.com/office/word/2006/wordml" xmlns:wps="http://schemas.microsoft.com/office/word/2010/wordprocessingShape" mc:Ignorable="w14 w15 w16se w16cid w16 w16cex w16sdtdh w16sdtfl w16du wp14">
   <w:body>
     <w:p>
       <w:pPr>
         <w:jc w:val="center"/>
         <w:rPr>
-          <w:rFonts w:ascii="Times New Roman" w:cs="Times New Roman" w:eastAsia="Times New Roman" w:hAnsi="Times New Roman"/>
+          <w:rFonts w:ascii="Times New Roman" w:eastAsia="Times New Roman" w:hAnsi="Times New Roman" w:cs="Times New Roman"/>
           <w:sz w:val="24"/>
           <w:szCs w:val="24"/>
           <w:u w:val="single"/>
@@ -14,20 +14,30 @@
       </w:pPr>
       <w:r>
         <w:rPr>
-          <w:rFonts w:ascii="Times New Roman" w:cs="Times New Roman" w:eastAsia="Times New Roman" w:hAnsi="Times New Roman"/>
+          <w:rFonts w:ascii="Times New Roman" w:eastAsia="Times New Roman" w:hAnsi="Times New Roman" w:cs="Times New Roman"/>
           <w:sz w:val="24"/>
           <w:szCs w:val="24"/>
           <w:u w:val="single"/>
-          <w:rtl w:val="0"/>
         </w:rPr>
-        <w:t xml:space="preserve">GUI Design Document</w:t>
+        <w:t>GUI Design Document</w:t>
       </w:r>
     </w:p>
     <w:p>
       <w:pPr>
         <w:jc w:val="center"/>
         <w:rPr>
-          <w:rFonts w:ascii="Times New Roman" w:cs="Times New Roman" w:eastAsia="Times New Roman" w:hAnsi="Times New Roman"/>
+          <w:rFonts w:ascii="Times New Roman" w:eastAsia="Times New Roman" w:hAnsi="Times New Roman" w:cs="Times New Roman"/>
+          <w:sz w:val="24"/>
+          <w:szCs w:val="24"/>
+          <w:u w:val="single"/>
+        </w:rPr>
+      </w:pPr>
+    </w:p>
+    <w:p>
+      <w:pPr>
+        <w:jc w:val="center"/>
+        <w:rPr>
+          <w:rFonts w:ascii="Times New Roman" w:eastAsia="Times New Roman" w:hAnsi="Times New Roman" w:cs="Times New Roman"/>
           <w:sz w:val="24"/>
           <w:szCs w:val="24"/>
           <w:u w:val="single"/>
@@ -35,23 +45,8 @@
       </w:pPr>
       <w:r>
         <w:rPr>
-          <w:rtl w:val="0"/>
-        </w:rPr>
-      </w:r>
-    </w:p>
-    <w:p>
-      <w:pPr>
-        <w:jc w:val="center"/>
-        <w:rPr>
-          <w:rFonts w:ascii="Times New Roman" w:cs="Times New Roman" w:eastAsia="Times New Roman" w:hAnsi="Times New Roman"/>
-          <w:sz w:val="24"/>
-          <w:szCs w:val="24"/>
-          <w:u w:val="single"/>
-        </w:rPr>
-      </w:pPr>
-      <w:r>
-        <w:rPr>
-          <w:rFonts w:ascii="Times New Roman" w:cs="Times New Roman" w:eastAsia="Times New Roman" w:hAnsi="Times New Roman"/>
+          <w:rFonts w:ascii="Times New Roman" w:eastAsia="Times New Roman" w:hAnsi="Times New Roman" w:cs="Times New Roman"/>
+          <w:noProof/>
           <w:sz w:val="24"/>
           <w:szCs w:val="24"/>
           <w:u w:val="single"/>
@@ -59,25 +54,26 @@
         <mc:AlternateContent>
           <mc:Choice Requires="wpg">
             <w:drawing>
-              <wp:inline distB="114300" distT="114300" distL="114300" distR="114300">
+              <wp:inline distT="114300" distB="114300" distL="114300" distR="114300" wp14:anchorId="6341CF08" wp14:editId="6EB0491C">
                 <wp:extent cx="5943600" cy="4069575"/>
-                <wp:effectExtent b="0" l="0" r="0" t="0"/>
-                <wp:docPr id="2" name=""/>
-                <a:graphic>
+                <wp:effectExtent l="0" t="0" r="0" b="0"/>
+                <wp:docPr id="2" name="Group 2"/>
+                <wp:cNvGraphicFramePr/>
+                <a:graphic xmlns:a="http://schemas.openxmlformats.org/drawingml/2006/main">
                   <a:graphicData uri="http://schemas.microsoft.com/office/word/2010/wordprocessingGroup">
                     <wpg:wgp>
                       <wpg:cNvGrpSpPr/>
                       <wpg:grpSpPr>
                         <a:xfrm>
-                          <a:off x="70225" y="59975"/>
+                          <a:off x="0" y="0"/>
                           <a:ext cx="5943600" cy="4069575"/>
                           <a:chOff x="70225" y="59975"/>
                           <a:chExt cx="6155075" cy="4212250"/>
                         </a:xfrm>
                       </wpg:grpSpPr>
                       <wps:wsp>
+                        <wps:cNvPr id="86235358" name="Rectangle 86235358"/>
                         <wps:cNvSpPr/>
-                        <wps:cNvPr id="11" name="Shape 11"/>
                         <wps:spPr>
                           <a:xfrm>
                             <a:off x="75000" y="64750"/>
@@ -89,35 +85,34 @@
                           <a:solidFill>
                             <a:srgbClr val="FFFFFF"/>
                           </a:solidFill>
-                          <a:ln cap="flat" cmpd="sng" w="9525">
+                          <a:ln w="9525" cap="flat" cmpd="sng">
                             <a:solidFill>
                               <a:srgbClr val="000000"/>
                             </a:solidFill>
                             <a:prstDash val="solid"/>
                             <a:round/>
-                            <a:headEnd len="sm" w="sm" type="none"/>
-                            <a:tailEnd len="sm" w="sm" type="none"/>
+                            <a:headEnd type="none" w="sm" len="sm"/>
+                            <a:tailEnd type="none" w="sm" len="sm"/>
                           </a:ln>
                         </wps:spPr>
                         <wps:txbx>
                           <w:txbxContent>
                             <w:p>
                               <w:pPr>
-                                <w:spacing w:after="0" w:before="0" w:line="240"/>
-                                <w:ind w:left="0" w:right="0" w:firstLine="0"/>
+                                <w:spacing w:line="240" w:lineRule="auto"/>
                                 <w:jc w:val="center"/>
                                 <w:textDirection w:val="btLr"/>
                               </w:pPr>
                             </w:p>
                           </w:txbxContent>
                         </wps:txbx>
-                        <wps:bodyPr anchorCtr="0" anchor="ctr" bIns="91425" lIns="91425" spcFirstLastPara="1" rIns="91425" wrap="square" tIns="91425">
+                        <wps:bodyPr spcFirstLastPara="1" wrap="square" lIns="91425" tIns="91425" rIns="91425" bIns="91425" anchor="ctr" anchorCtr="0">
                           <a:noAutofit/>
                         </wps:bodyPr>
                       </wps:wsp>
                       <wps:wsp>
+                        <wps:cNvPr id="677765513" name="Rectangle 677765513"/>
                         <wps:cNvSpPr/>
-                        <wps:cNvPr id="12" name="Shape 12"/>
                         <wps:spPr>
                           <a:xfrm>
                             <a:off x="85225" y="75000"/>
@@ -127,35 +122,34 @@
                             <a:avLst/>
                           </a:prstGeom>
                           <a:noFill/>
-                          <a:ln cap="flat" cmpd="sng" w="9525">
+                          <a:ln w="9525" cap="flat" cmpd="sng">
                             <a:solidFill>
                               <a:srgbClr val="000000"/>
                             </a:solidFill>
                             <a:prstDash val="solid"/>
                             <a:round/>
-                            <a:headEnd len="sm" w="sm" type="none"/>
-                            <a:tailEnd len="sm" w="sm" type="none"/>
+                            <a:headEnd type="none" w="sm" len="sm"/>
+                            <a:tailEnd type="none" w="sm" len="sm"/>
                           </a:ln>
                         </wps:spPr>
                         <wps:txbx>
                           <w:txbxContent>
                             <w:p>
                               <w:pPr>
-                                <w:spacing w:after="0" w:before="0" w:line="240"/>
-                                <w:ind w:left="0" w:right="0" w:firstLine="0"/>
+                                <w:spacing w:line="240" w:lineRule="auto"/>
                                 <w:jc w:val="center"/>
                                 <w:textDirection w:val="btLr"/>
                               </w:pPr>
                             </w:p>
                           </w:txbxContent>
                         </wps:txbx>
-                        <wps:bodyPr anchorCtr="0" anchor="ctr" bIns="91425" lIns="91425" spcFirstLastPara="1" rIns="91425" wrap="square" tIns="91425">
+                        <wps:bodyPr spcFirstLastPara="1" wrap="square" lIns="91425" tIns="91425" rIns="91425" bIns="91425" anchor="ctr" anchorCtr="0">
                           <a:noAutofit/>
                         </wps:bodyPr>
                       </wps:wsp>
                       <wps:wsp>
+                        <wps:cNvPr id="482712645" name="Rectangle 482712645"/>
                         <wps:cNvSpPr/>
-                        <wps:cNvPr id="13" name="Shape 13"/>
                         <wps:spPr>
                           <a:xfrm>
                             <a:off x="187475" y="1036200"/>
@@ -165,35 +159,34 @@
                             <a:avLst/>
                           </a:prstGeom>
                           <a:noFill/>
-                          <a:ln cap="flat" cmpd="sng" w="9525">
+                          <a:ln w="9525" cap="flat" cmpd="sng">
                             <a:solidFill>
                               <a:srgbClr val="000000"/>
                             </a:solidFill>
                             <a:prstDash val="solid"/>
                             <a:round/>
-                            <a:headEnd len="sm" w="sm" type="none"/>
-                            <a:tailEnd len="sm" w="sm" type="none"/>
+                            <a:headEnd type="none" w="sm" len="sm"/>
+                            <a:tailEnd type="none" w="sm" len="sm"/>
                           </a:ln>
                         </wps:spPr>
                         <wps:txbx>
                           <w:txbxContent>
                             <w:p>
                               <w:pPr>
-                                <w:spacing w:after="0" w:before="0" w:line="240"/>
-                                <w:ind w:left="0" w:right="0" w:firstLine="0"/>
+                                <w:spacing w:line="240" w:lineRule="auto"/>
                                 <w:jc w:val="center"/>
                                 <w:textDirection w:val="btLr"/>
                               </w:pPr>
                             </w:p>
                           </w:txbxContent>
                         </wps:txbx>
-                        <wps:bodyPr anchorCtr="0" anchor="ctr" bIns="91425" lIns="91425" spcFirstLastPara="1" rIns="91425" wrap="square" tIns="91425">
+                        <wps:bodyPr spcFirstLastPara="1" wrap="square" lIns="91425" tIns="91425" rIns="91425" bIns="91425" anchor="ctr" anchorCtr="0">
                           <a:noAutofit/>
                         </wps:bodyPr>
                       </wps:wsp>
                       <wps:wsp>
+                        <wps:cNvPr id="544311819" name="Rectangle 544311819"/>
                         <wps:cNvSpPr/>
-                        <wps:cNvPr id="14" name="Shape 14"/>
                         <wps:spPr>
                           <a:xfrm>
                             <a:off x="800025" y="1036200"/>
@@ -203,35 +196,34 @@
                             <a:avLst/>
                           </a:prstGeom>
                           <a:noFill/>
-                          <a:ln cap="flat" cmpd="sng" w="9525">
+                          <a:ln w="9525" cap="flat" cmpd="sng">
                             <a:solidFill>
                               <a:srgbClr val="000000"/>
                             </a:solidFill>
                             <a:prstDash val="solid"/>
                             <a:round/>
-                            <a:headEnd len="sm" w="sm" type="none"/>
-                            <a:tailEnd len="sm" w="sm" type="none"/>
+                            <a:headEnd type="none" w="sm" len="sm"/>
+                            <a:tailEnd type="none" w="sm" len="sm"/>
                           </a:ln>
                         </wps:spPr>
                         <wps:txbx>
                           <w:txbxContent>
                             <w:p>
                               <w:pPr>
-                                <w:spacing w:after="0" w:before="0" w:line="240"/>
-                                <w:ind w:left="0" w:right="0" w:firstLine="0"/>
+                                <w:spacing w:line="240" w:lineRule="auto"/>
                                 <w:jc w:val="center"/>
                                 <w:textDirection w:val="btLr"/>
                               </w:pPr>
                             </w:p>
                           </w:txbxContent>
                         </wps:txbx>
-                        <wps:bodyPr anchorCtr="0" anchor="ctr" bIns="91425" lIns="91425" spcFirstLastPara="1" rIns="91425" wrap="square" tIns="91425">
+                        <wps:bodyPr spcFirstLastPara="1" wrap="square" lIns="91425" tIns="91425" rIns="91425" bIns="91425" anchor="ctr" anchorCtr="0">
                           <a:noAutofit/>
                         </wps:bodyPr>
                       </wps:wsp>
                       <wps:wsp>
+                        <wps:cNvPr id="982747703" name="Rectangle 982747703"/>
                         <wps:cNvSpPr/>
-                        <wps:cNvPr id="15" name="Shape 15"/>
                         <wps:spPr>
                           <a:xfrm>
                             <a:off x="1412575" y="1036200"/>
@@ -241,35 +233,34 @@
                             <a:avLst/>
                           </a:prstGeom>
                           <a:noFill/>
-                          <a:ln cap="flat" cmpd="sng" w="9525">
+                          <a:ln w="9525" cap="flat" cmpd="sng">
                             <a:solidFill>
                               <a:srgbClr val="000000"/>
                             </a:solidFill>
                             <a:prstDash val="solid"/>
                             <a:round/>
-                            <a:headEnd len="sm" w="sm" type="none"/>
-                            <a:tailEnd len="sm" w="sm" type="none"/>
+                            <a:headEnd type="none" w="sm" len="sm"/>
+                            <a:tailEnd type="none" w="sm" len="sm"/>
                           </a:ln>
                         </wps:spPr>
                         <wps:txbx>
                           <w:txbxContent>
                             <w:p>
                               <w:pPr>
-                                <w:spacing w:after="0" w:before="0" w:line="240"/>
-                                <w:ind w:left="0" w:right="0" w:firstLine="0"/>
+                                <w:spacing w:line="240" w:lineRule="auto"/>
                                 <w:jc w:val="center"/>
                                 <w:textDirection w:val="btLr"/>
                               </w:pPr>
                             </w:p>
                           </w:txbxContent>
                         </wps:txbx>
-                        <wps:bodyPr anchorCtr="0" anchor="ctr" bIns="91425" lIns="91425" spcFirstLastPara="1" rIns="91425" wrap="square" tIns="91425">
+                        <wps:bodyPr spcFirstLastPara="1" wrap="square" lIns="91425" tIns="91425" rIns="91425" bIns="91425" anchor="ctr" anchorCtr="0">
                           <a:noAutofit/>
                         </wps:bodyPr>
                       </wps:wsp>
                       <wps:wsp>
+                        <wps:cNvPr id="508695584" name="Rectangle 508695584"/>
                         <wps:cNvSpPr/>
-                        <wps:cNvPr id="16" name="Shape 16"/>
                         <wps:spPr>
                           <a:xfrm>
                             <a:off x="1851300" y="3906675"/>
@@ -279,35 +270,34 @@
                             <a:avLst/>
                           </a:prstGeom>
                           <a:noFill/>
-                          <a:ln cap="flat" cmpd="sng" w="9525">
+                          <a:ln w="9525" cap="flat" cmpd="sng">
                             <a:solidFill>
                               <a:srgbClr val="000000"/>
                             </a:solidFill>
                             <a:prstDash val="solid"/>
                             <a:round/>
-                            <a:headEnd len="sm" w="sm" type="none"/>
-                            <a:tailEnd len="sm" w="sm" type="none"/>
+                            <a:headEnd type="none" w="sm" len="sm"/>
+                            <a:tailEnd type="none" w="sm" len="sm"/>
                           </a:ln>
                         </wps:spPr>
                         <wps:txbx>
                           <w:txbxContent>
                             <w:p>
                               <w:pPr>
-                                <w:spacing w:after="0" w:before="0" w:line="240"/>
-                                <w:ind w:left="0" w:right="0" w:firstLine="0"/>
+                                <w:spacing w:line="240" w:lineRule="auto"/>
                                 <w:jc w:val="center"/>
                                 <w:textDirection w:val="btLr"/>
                               </w:pPr>
                             </w:p>
                           </w:txbxContent>
                         </wps:txbx>
-                        <wps:bodyPr anchorCtr="0" anchor="ctr" bIns="91425" lIns="91425" spcFirstLastPara="1" rIns="91425" wrap="square" tIns="91425">
+                        <wps:bodyPr spcFirstLastPara="1" wrap="square" lIns="91425" tIns="91425" rIns="91425" bIns="91425" anchor="ctr" anchorCtr="0">
                           <a:noAutofit/>
                         </wps:bodyPr>
                       </wps:wsp>
                       <wps:wsp>
+                        <wps:cNvPr id="1604188157" name="Rectangle 1604188157"/>
                         <wps:cNvSpPr/>
-                        <wps:cNvPr id="17" name="Shape 17"/>
                         <wps:spPr>
                           <a:xfrm>
                             <a:off x="207925" y="1680425"/>
@@ -319,35 +309,34 @@
                           <a:solidFill>
                             <a:srgbClr val="FFFFFF"/>
                           </a:solidFill>
-                          <a:ln cap="flat" cmpd="sng" w="9525">
+                          <a:ln w="9525" cap="flat" cmpd="sng">
                             <a:solidFill>
                               <a:srgbClr val="000000"/>
                             </a:solidFill>
                             <a:prstDash val="solid"/>
                             <a:round/>
-                            <a:headEnd len="sm" w="sm" type="none"/>
-                            <a:tailEnd len="sm" w="sm" type="none"/>
+                            <a:headEnd type="none" w="sm" len="sm"/>
+                            <a:tailEnd type="none" w="sm" len="sm"/>
                           </a:ln>
                         </wps:spPr>
                         <wps:txbx>
                           <w:txbxContent>
                             <w:p>
                               <w:pPr>
-                                <w:spacing w:after="0" w:before="0" w:line="240"/>
-                                <w:ind w:left="0" w:right="0" w:firstLine="0"/>
+                                <w:spacing w:line="240" w:lineRule="auto"/>
                                 <w:jc w:val="center"/>
                                 <w:textDirection w:val="btLr"/>
                               </w:pPr>
                             </w:p>
                           </w:txbxContent>
                         </wps:txbx>
-                        <wps:bodyPr anchorCtr="0" anchor="ctr" bIns="91425" lIns="91425" spcFirstLastPara="1" rIns="91425" wrap="square" tIns="91425">
+                        <wps:bodyPr spcFirstLastPara="1" wrap="square" lIns="91425" tIns="91425" rIns="91425" bIns="91425" anchor="ctr" anchorCtr="0">
                           <a:noAutofit/>
                         </wps:bodyPr>
                       </wps:wsp>
                       <wps:wsp>
+                        <wps:cNvPr id="1625725887" name="Rectangle 1625725887"/>
                         <wps:cNvSpPr/>
-                        <wps:cNvPr id="18" name="Shape 18"/>
                         <wps:spPr>
                           <a:xfrm>
                             <a:off x="3285850" y="1342975"/>
@@ -359,35 +348,34 @@
                           <a:solidFill>
                             <a:srgbClr val="FFFFFF"/>
                           </a:solidFill>
-                          <a:ln cap="flat" cmpd="sng" w="9525">
+                          <a:ln w="9525" cap="flat" cmpd="sng">
                             <a:solidFill>
                               <a:srgbClr val="000000"/>
                             </a:solidFill>
                             <a:prstDash val="solid"/>
                             <a:round/>
-                            <a:headEnd len="sm" w="sm" type="none"/>
-                            <a:tailEnd len="sm" w="sm" type="none"/>
+                            <a:headEnd type="none" w="sm" len="sm"/>
+                            <a:tailEnd type="none" w="sm" len="sm"/>
                           </a:ln>
                         </wps:spPr>
                         <wps:txbx>
                           <w:txbxContent>
                             <w:p>
                               <w:pPr>
-                                <w:spacing w:after="0" w:before="0" w:line="240"/>
-                                <w:ind w:left="0" w:right="0" w:firstLine="0"/>
+                                <w:spacing w:line="240" w:lineRule="auto"/>
                                 <w:jc w:val="center"/>
                                 <w:textDirection w:val="btLr"/>
                               </w:pPr>
                             </w:p>
                           </w:txbxContent>
                         </wps:txbx>
-                        <wps:bodyPr anchorCtr="0" anchor="ctr" bIns="91425" lIns="91425" spcFirstLastPara="1" rIns="91425" wrap="square" tIns="91425">
+                        <wps:bodyPr spcFirstLastPara="1" wrap="square" lIns="91425" tIns="91425" rIns="91425" bIns="91425" anchor="ctr" anchorCtr="0">
                           <a:noAutofit/>
                         </wps:bodyPr>
                       </wps:wsp>
                       <wps:wsp>
+                        <wps:cNvPr id="1869363522" name="Rectangle 1869363522"/>
                         <wps:cNvSpPr/>
-                        <wps:cNvPr id="19" name="Shape 19"/>
                         <wps:spPr>
                           <a:xfrm>
                             <a:off x="657850" y="3981175"/>
@@ -397,35 +385,34 @@
                             <a:avLst/>
                           </a:prstGeom>
                           <a:noFill/>
-                          <a:ln cap="flat" cmpd="sng" w="9525">
+                          <a:ln w="9525" cap="flat" cmpd="sng">
                             <a:solidFill>
                               <a:srgbClr val="000000"/>
                             </a:solidFill>
                             <a:prstDash val="solid"/>
                             <a:round/>
-                            <a:headEnd len="sm" w="sm" type="none"/>
-                            <a:tailEnd len="sm" w="sm" type="none"/>
+                            <a:headEnd type="none" w="sm" len="sm"/>
+                            <a:tailEnd type="none" w="sm" len="sm"/>
                           </a:ln>
                         </wps:spPr>
                         <wps:txbx>
                           <w:txbxContent>
                             <w:p>
                               <w:pPr>
-                                <w:spacing w:after="0" w:before="0" w:line="240"/>
-                                <w:ind w:left="0" w:right="0" w:firstLine="0"/>
+                                <w:spacing w:line="240" w:lineRule="auto"/>
                                 <w:jc w:val="center"/>
                                 <w:textDirection w:val="btLr"/>
                               </w:pPr>
                             </w:p>
                           </w:txbxContent>
                         </wps:txbx>
-                        <wps:bodyPr anchorCtr="0" anchor="ctr" bIns="91425" lIns="91425" spcFirstLastPara="1" rIns="91425" wrap="square" tIns="91425">
+                        <wps:bodyPr spcFirstLastPara="1" wrap="square" lIns="91425" tIns="91425" rIns="91425" bIns="91425" anchor="ctr" anchorCtr="0">
                           <a:noAutofit/>
                         </wps:bodyPr>
                       </wps:wsp>
                       <wps:wsp>
+                        <wps:cNvPr id="4877589" name="Rectangle 4877589"/>
                         <wps:cNvSpPr/>
-                        <wps:cNvPr id="20" name="Shape 20"/>
                         <wps:spPr>
                           <a:xfrm>
                             <a:off x="954400" y="1445225"/>
@@ -435,29 +422,28 @@
                             <a:avLst/>
                           </a:prstGeom>
                           <a:noFill/>
-                          <a:ln cap="flat" cmpd="sng" w="9525">
+                          <a:ln w="9525" cap="flat" cmpd="sng">
                             <a:solidFill>
                               <a:srgbClr val="000000"/>
                             </a:solidFill>
                             <a:prstDash val="solid"/>
                             <a:round/>
-                            <a:headEnd len="sm" w="sm" type="none"/>
-                            <a:tailEnd len="sm" w="sm" type="none"/>
+                            <a:headEnd type="none" w="sm" len="sm"/>
+                            <a:tailEnd type="none" w="sm" len="sm"/>
                           </a:ln>
                         </wps:spPr>
                         <wps:txbx>
                           <w:txbxContent>
                             <w:p>
                               <w:pPr>
-                                <w:spacing w:after="0" w:before="0" w:line="240"/>
-                                <w:ind w:left="0" w:right="0" w:firstLine="0"/>
+                                <w:spacing w:line="240" w:lineRule="auto"/>
                                 <w:jc w:val="center"/>
                                 <w:textDirection w:val="btLr"/>
                               </w:pPr>
                             </w:p>
                           </w:txbxContent>
                         </wps:txbx>
-                        <wps:bodyPr anchorCtr="0" anchor="ctr" bIns="91425" lIns="91425" spcFirstLastPara="1" rIns="91425" wrap="square" tIns="91425">
+                        <wps:bodyPr spcFirstLastPara="1" wrap="square" lIns="91425" tIns="91425" rIns="91425" bIns="91425" anchor="ctr" anchorCtr="0">
                           <a:noAutofit/>
                         </wps:bodyPr>
                       </wps:wsp>
@@ -467,7 +453,7 @@
               </wp:inline>
             </w:drawing>
           </mc:Choice>
-          <mc:Fallback>
+          <mc:Fallback xmlns:cr="http://schemas.microsoft.com/office/comments/2020/reactions" xmlns="http://schemas.microsoft.com/office/tasks/2019/documenttasks" xmlns:dgm="http://schemas.openxmlformats.org/drawingml/2006/diagram" xmlns:lc="http://schemas.openxmlformats.org/drawingml/2006/lockedCanvas" xmlns:c="http://schemas.openxmlformats.org/drawingml/2006/chart" xmlns:pic="http://schemas.openxmlformats.org/drawingml/2006/picture" xmlns:a="http://schemas.openxmlformats.org/drawingml/2006/main" xmlns:sl="http://schemas.openxmlformats.org/schemaLibrary/2006/main">
             <w:drawing>
               <wp:inline distB="114300" distT="114300" distL="114300" distR="114300">
                 <wp:extent cx="5943600" cy="4069575"/>
@@ -503,44 +489,32 @@
           </mc:Fallback>
         </mc:AlternateContent>
       </w:r>
-      <w:r>
-        <w:rPr>
-          <w:rtl w:val="0"/>
-        </w:rPr>
-      </w:r>
     </w:p>
     <w:p>
       <w:pPr>
         <w:rPr>
-          <w:rFonts w:ascii="Times New Roman" w:cs="Times New Roman" w:eastAsia="Times New Roman" w:hAnsi="Times New Roman"/>
+          <w:rFonts w:ascii="Times New Roman" w:eastAsia="Times New Roman" w:hAnsi="Times New Roman" w:cs="Times New Roman"/>
           <w:sz w:val="24"/>
           <w:szCs w:val="24"/>
           <w:u w:val="single"/>
         </w:rPr>
       </w:pPr>
-      <w:r>
-        <w:rPr>
-          <w:rtl w:val="0"/>
-        </w:rPr>
-      </w:r>
     </w:p>
     <w:p>
       <w:pPr>
-        <w:ind w:left="0" w:firstLine="0"/>
         <w:rPr>
-          <w:rFonts w:ascii="Times New Roman" w:cs="Times New Roman" w:eastAsia="Times New Roman" w:hAnsi="Times New Roman"/>
+          <w:rFonts w:ascii="Times New Roman" w:eastAsia="Times New Roman" w:hAnsi="Times New Roman" w:cs="Times New Roman"/>
           <w:sz w:val="24"/>
           <w:szCs w:val="24"/>
         </w:rPr>
       </w:pPr>
       <w:r>
         <w:rPr>
-          <w:rFonts w:ascii="Times New Roman" w:cs="Times New Roman" w:eastAsia="Times New Roman" w:hAnsi="Times New Roman"/>
+          <w:rFonts w:ascii="Times New Roman" w:eastAsia="Times New Roman" w:hAnsi="Times New Roman" w:cs="Times New Roman"/>
           <w:sz w:val="24"/>
           <w:szCs w:val="24"/>
-          <w:rtl w:val="0"/>
         </w:rPr>
-        <w:t xml:space="preserve">Features:</w:t>
+        <w:t>Features:</w:t>
       </w:r>
     </w:p>
     <w:p>
@@ -549,21 +523,19 @@
           <w:ilvl w:val="0"/>
           <w:numId w:val="1"/>
         </w:numPr>
-        <w:ind w:left="720" w:hanging="360"/>
         <w:rPr>
-          <w:rFonts w:ascii="Times New Roman" w:cs="Times New Roman" w:eastAsia="Times New Roman" w:hAnsi="Times New Roman"/>
+          <w:rFonts w:ascii="Times New Roman" w:eastAsia="Times New Roman" w:hAnsi="Times New Roman" w:cs="Times New Roman"/>
           <w:sz w:val="24"/>
           <w:szCs w:val="24"/>
         </w:rPr>
       </w:pPr>
       <w:r>
         <w:rPr>
-          <w:rFonts w:ascii="Times New Roman" w:cs="Times New Roman" w:eastAsia="Times New Roman" w:hAnsi="Times New Roman"/>
+          <w:rFonts w:ascii="Times New Roman" w:eastAsia="Times New Roman" w:hAnsi="Times New Roman" w:cs="Times New Roman"/>
           <w:sz w:val="24"/>
           <w:szCs w:val="24"/>
-          <w:rtl w:val="0"/>
         </w:rPr>
-        <w:t xml:space="preserve">Header</w:t>
+        <w:t>Header</w:t>
       </w:r>
     </w:p>
     <w:p>
@@ -572,21 +544,19 @@
           <w:ilvl w:val="0"/>
           <w:numId w:val="1"/>
         </w:numPr>
-        <w:ind w:left="720" w:hanging="360"/>
         <w:rPr>
-          <w:rFonts w:ascii="Times New Roman" w:cs="Times New Roman" w:eastAsia="Times New Roman" w:hAnsi="Times New Roman"/>
+          <w:rFonts w:ascii="Times New Roman" w:eastAsia="Times New Roman" w:hAnsi="Times New Roman" w:cs="Times New Roman"/>
           <w:sz w:val="24"/>
           <w:szCs w:val="24"/>
         </w:rPr>
       </w:pPr>
       <w:r>
         <w:rPr>
-          <w:rFonts w:ascii="Times New Roman" w:cs="Times New Roman" w:eastAsia="Times New Roman" w:hAnsi="Times New Roman"/>
+          <w:rFonts w:ascii="Times New Roman" w:eastAsia="Times New Roman" w:hAnsi="Times New Roman" w:cs="Times New Roman"/>
           <w:sz w:val="24"/>
           <w:szCs w:val="24"/>
-          <w:rtl w:val="0"/>
         </w:rPr>
-        <w:t xml:space="preserve">Live display of the accumulator value</w:t>
+        <w:t>Live display of the accumulator value</w:t>
       </w:r>
     </w:p>
     <w:p>
@@ -595,21 +565,19 @@
           <w:ilvl w:val="0"/>
           <w:numId w:val="1"/>
         </w:numPr>
-        <w:ind w:left="720" w:hanging="360"/>
         <w:rPr>
-          <w:rFonts w:ascii="Times New Roman" w:cs="Times New Roman" w:eastAsia="Times New Roman" w:hAnsi="Times New Roman"/>
+          <w:rFonts w:ascii="Times New Roman" w:eastAsia="Times New Roman" w:hAnsi="Times New Roman" w:cs="Times New Roman"/>
           <w:sz w:val="24"/>
           <w:szCs w:val="24"/>
         </w:rPr>
       </w:pPr>
       <w:r>
         <w:rPr>
-          <w:rFonts w:ascii="Times New Roman" w:cs="Times New Roman" w:eastAsia="Times New Roman" w:hAnsi="Times New Roman"/>
+          <w:rFonts w:ascii="Times New Roman" w:eastAsia="Times New Roman" w:hAnsi="Times New Roman" w:cs="Times New Roman"/>
           <w:sz w:val="24"/>
           <w:szCs w:val="24"/>
-          <w:rtl w:val="0"/>
         </w:rPr>
-        <w:t xml:space="preserve">Interactive console</w:t>
+        <w:t>Interactive console</w:t>
       </w:r>
     </w:p>
     <w:p>
@@ -618,21 +586,19 @@
           <w:ilvl w:val="0"/>
           <w:numId w:val="1"/>
         </w:numPr>
-        <w:ind w:left="720" w:hanging="360"/>
         <w:rPr>
-          <w:rFonts w:ascii="Times New Roman" w:cs="Times New Roman" w:eastAsia="Times New Roman" w:hAnsi="Times New Roman"/>
+          <w:rFonts w:ascii="Times New Roman" w:eastAsia="Times New Roman" w:hAnsi="Times New Roman" w:cs="Times New Roman"/>
           <w:sz w:val="24"/>
           <w:szCs w:val="24"/>
         </w:rPr>
       </w:pPr>
       <w:r>
         <w:rPr>
-          <w:rFonts w:ascii="Times New Roman" w:cs="Times New Roman" w:eastAsia="Times New Roman" w:hAnsi="Times New Roman"/>
+          <w:rFonts w:ascii="Times New Roman" w:eastAsia="Times New Roman" w:hAnsi="Times New Roman" w:cs="Times New Roman"/>
           <w:sz w:val="24"/>
           <w:szCs w:val="24"/>
-          <w:rtl w:val="0"/>
         </w:rPr>
-        <w:t xml:space="preserve">Shows the program being executed</w:t>
+        <w:t>Shows the program being executed</w:t>
       </w:r>
     </w:p>
     <w:p>
@@ -641,21 +607,19 @@
           <w:ilvl w:val="0"/>
           <w:numId w:val="1"/>
         </w:numPr>
-        <w:ind w:left="720" w:hanging="360"/>
         <w:rPr>
-          <w:rFonts w:ascii="Times New Roman" w:cs="Times New Roman" w:eastAsia="Times New Roman" w:hAnsi="Times New Roman"/>
+          <w:rFonts w:ascii="Times New Roman" w:eastAsia="Times New Roman" w:hAnsi="Times New Roman" w:cs="Times New Roman"/>
           <w:sz w:val="24"/>
           <w:szCs w:val="24"/>
         </w:rPr>
       </w:pPr>
       <w:r>
         <w:rPr>
-          <w:rFonts w:ascii="Times New Roman" w:cs="Times New Roman" w:eastAsia="Times New Roman" w:hAnsi="Times New Roman"/>
+          <w:rFonts w:ascii="Times New Roman" w:eastAsia="Times New Roman" w:hAnsi="Times New Roman" w:cs="Times New Roman"/>
           <w:sz w:val="24"/>
           <w:szCs w:val="24"/>
-          <w:rtl w:val="0"/>
         </w:rPr>
-        <w:t xml:space="preserve">Accepts file input</w:t>
+        <w:t>Accepts file input</w:t>
       </w:r>
     </w:p>
     <w:p>
@@ -664,68 +628,185 @@
           <w:ilvl w:val="0"/>
           <w:numId w:val="1"/>
         </w:numPr>
-        <w:ind w:left="720" w:hanging="360"/>
         <w:rPr>
-          <w:rFonts w:ascii="Times New Roman" w:cs="Times New Roman" w:eastAsia="Times New Roman" w:hAnsi="Times New Roman"/>
+          <w:rFonts w:ascii="Times New Roman" w:eastAsia="Times New Roman" w:hAnsi="Times New Roman" w:cs="Times New Roman"/>
           <w:sz w:val="24"/>
           <w:szCs w:val="24"/>
         </w:rPr>
       </w:pPr>
       <w:r>
         <w:rPr>
-          <w:rFonts w:ascii="Times New Roman" w:cs="Times New Roman" w:eastAsia="Times New Roman" w:hAnsi="Times New Roman"/>
+          <w:rFonts w:ascii="Times New Roman" w:eastAsia="Times New Roman" w:hAnsi="Times New Roman" w:cs="Times New Roman"/>
           <w:sz w:val="24"/>
           <w:szCs w:val="24"/>
-          <w:rtl w:val="0"/>
         </w:rPr>
-        <w:t xml:space="preserve">Run and reset buttons</w:t>
-      </w:r>
-      <w:r>
-        <w:rPr>
-          <w:rtl w:val="0"/>
-        </w:rPr>
+        <w:t>Run and reset buttons</w:t>
       </w:r>
     </w:p>
     <w:p>
       <w:pPr>
-        <w:rPr/>
+        <w:rPr>
+          <w:rFonts w:ascii="Times New Roman" w:eastAsia="Times New Roman" w:hAnsi="Times New Roman" w:cs="Times New Roman"/>
+          <w:sz w:val="24"/>
+          <w:szCs w:val="24"/>
+        </w:rPr>
       </w:pPr>
+    </w:p>
+    <w:p>
+      <w:pPr>
+        <w:rPr>
+          <w:rFonts w:ascii="Times New Roman" w:eastAsia="Times New Roman" w:hAnsi="Times New Roman" w:cs="Times New Roman"/>
+          <w:sz w:val="24"/>
+          <w:szCs w:val="24"/>
+        </w:rPr>
+      </w:pPr>
+    </w:p>
+    <w:p>
       <w:r>
         <w:rPr>
-          <w:rtl w:val="0"/>
+          <w:noProof/>
         </w:rPr>
+        <w:lastRenderedPageBreak/>
+        <mc:AlternateContent>
+          <mc:Choice Requires="wps">
+            <w:drawing>
+              <wp:anchor distT="0" distB="0" distL="114300" distR="114300" simplePos="0" relativeHeight="251662336" behindDoc="0" locked="0" layoutInCell="1" allowOverlap="1" wp14:anchorId="268CBF00" wp14:editId="5C1A829F">
+                <wp:simplePos x="0" y="0"/>
+                <wp:positionH relativeFrom="column">
+                  <wp:posOffset>3066872</wp:posOffset>
+                </wp:positionH>
+                <wp:positionV relativeFrom="paragraph">
+                  <wp:posOffset>1492675</wp:posOffset>
+                </wp:positionV>
+                <wp:extent cx="1776173" cy="243403"/>
+                <wp:effectExtent l="0" t="0" r="14605" b="23495"/>
+                <wp:wrapNone/>
+                <wp:docPr id="39852586" name="Text Box 20"/>
+                <wp:cNvGraphicFramePr/>
+                <a:graphic xmlns:a="http://schemas.openxmlformats.org/drawingml/2006/main">
+                  <a:graphicData uri="http://schemas.microsoft.com/office/word/2010/wordprocessingShape">
+                    <wps:wsp>
+                      <wps:cNvSpPr txBox="1"/>
+                      <wps:spPr>
+                        <a:xfrm>
+                          <a:off x="0" y="0"/>
+                          <a:ext cx="1776173" cy="243403"/>
+                        </a:xfrm>
+                        <a:prstGeom prst="rect">
+                          <a:avLst/>
+                        </a:prstGeom>
+                        <a:solidFill>
+                          <a:schemeClr val="lt1"/>
+                        </a:solidFill>
+                        <a:ln w="6350">
+                          <a:solidFill>
+                            <a:prstClr val="black"/>
+                          </a:solidFill>
+                        </a:ln>
+                      </wps:spPr>
+                      <wps:txbx>
+                        <w:txbxContent>
+                          <w:p>
+                            <w:pPr>
+                              <w:rPr>
+                                <w:sz w:val="18"/>
+                                <w:szCs w:val="18"/>
+                              </w:rPr>
+                            </w:pPr>
+                            <w:r>
+                              <w:rPr>
+                                <w:sz w:val="18"/>
+                                <w:szCs w:val="18"/>
+                              </w:rPr>
+                              <w:t>Program: (enter or paste here)</w:t>
+                            </w:r>
+                          </w:p>
+                        </w:txbxContent>
+                      </wps:txbx>
+                      <wps:bodyPr rot="0" spcFirstLastPara="0" vertOverflow="overflow" horzOverflow="overflow" vert="horz" wrap="square" lIns="91440" tIns="45720" rIns="91440" bIns="45720" numCol="1" spcCol="0" rtlCol="0" fromWordArt="0" anchor="t" anchorCtr="0" forceAA="0" compatLnSpc="1">
+                        <a:prstTxWarp prst="textNoShape">
+                          <a:avLst/>
+                        </a:prstTxWarp>
+                        <a:noAutofit/>
+                      </wps:bodyPr>
+                    </wps:wsp>
+                  </a:graphicData>
+                </a:graphic>
+                <wp14:sizeRelH relativeFrom="margin">
+                  <wp14:pctWidth>0</wp14:pctWidth>
+                </wp14:sizeRelH>
+                <wp14:sizeRelV relativeFrom="margin">
+                  <wp14:pctHeight>0</wp14:pctHeight>
+                </wp14:sizeRelV>
+              </wp:anchor>
+            </w:drawing>
+          </mc:Choice>
+          <mc:Fallback>
+            <w:pict>
+              <v:shapetype w14:anchorId="268CBF00" id="_x0000_t202" coordsize="21600,21600" o:spt="202" path="m,l,21600r21600,l21600,xe">
+                <v:stroke joinstyle="miter"/>
+                <v:path gradientshapeok="t" o:connecttype="rect"/>
+              </v:shapetype>
+              <v:shape id="Text Box 20" o:spid="_x0000_s1037" type="#_x0000_t202" style="position:absolute;margin-left:241.5pt;margin-top:117.55pt;width:139.85pt;height:19.15pt;z-index:251662336;visibility:visible;mso-wrap-style:square;mso-width-percent:0;mso-height-percent:0;mso-wrap-distance-left:9pt;mso-wrap-distance-top:0;mso-wrap-distance-right:9pt;mso-wrap-distance-bottom:0;mso-position-horizontal:absolute;mso-position-horizontal-relative:text;mso-position-vertical:absolute;mso-position-vertical-relative:text;mso-width-percent:0;mso-height-percent:0;mso-width-relative:margin;mso-height-relative:margin;v-text-anchor:top" o:gfxdata="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" fillcolor="white [3201]" strokeweight=".5pt">
+                <v:textbox>
+                  <w:txbxContent>
+                    <w:p>
+                      <w:pPr>
+                        <w:rPr>
+                          <w:sz w:val="18"/>
+                          <w:szCs w:val="18"/>
+                        </w:rPr>
+                      </w:pPr>
+                      <w:r>
+                        <w:rPr>
+                          <w:sz w:val="18"/>
+                          <w:szCs w:val="18"/>
+                        </w:rPr>
+                        <w:t>Program: (enter or paste here)</w:t>
+                      </w:r>
+                    </w:p>
+                  </w:txbxContent>
+                </v:textbox>
+              </v:shape>
+            </w:pict>
+          </mc:Fallback>
+        </mc:AlternateContent>
       </w:r>
       <w:r>
+        <w:rPr>
+          <w:noProof/>
+        </w:rPr>
         <mc:AlternateContent>
           <mc:Choice Requires="wpg">
             <w:drawing>
-              <wp:anchor allowOverlap="1" behindDoc="0" distB="114300" distT="114300" distL="114300" distR="114300" hidden="0" layoutInCell="1" locked="0" relativeHeight="0" simplePos="0">
+              <wp:anchor distT="114300" distB="114300" distL="114300" distR="114300" simplePos="0" relativeHeight="251658240" behindDoc="0" locked="0" layoutInCell="1" hidden="0" allowOverlap="1" wp14:anchorId="7BF1A3E4" wp14:editId="6D01506A">
                 <wp:simplePos x="0" y="0"/>
                 <wp:positionH relativeFrom="column">
-                  <wp:posOffset>33338</wp:posOffset>
+                  <wp:posOffset>39370</wp:posOffset>
                 </wp:positionH>
                 <wp:positionV relativeFrom="paragraph">
-                  <wp:posOffset>217568</wp:posOffset>
+                  <wp:posOffset>223520</wp:posOffset>
                 </wp:positionV>
-                <wp:extent cx="5872163" cy="3656622"/>
-                <wp:effectExtent b="0" l="0" r="0" t="0"/>
-                <wp:wrapTopAndBottom distB="114300" distT="114300"/>
-                <wp:docPr id="1" name=""/>
-                <a:graphic>
+                <wp:extent cx="5861685" cy="3646170"/>
+                <wp:effectExtent l="0" t="0" r="24765" b="11430"/>
+                <wp:wrapTopAndBottom distT="114300" distB="114300"/>
+                <wp:docPr id="1" name="Group 1"/>
+                <wp:cNvGraphicFramePr/>
+                <a:graphic xmlns:a="http://schemas.openxmlformats.org/drawingml/2006/main">
                   <a:graphicData uri="http://schemas.microsoft.com/office/word/2010/wordprocessingGroup">
                     <wpg:wgp>
                       <wpg:cNvGrpSpPr/>
                       <wpg:grpSpPr>
                         <a:xfrm>
-                          <a:off x="80425" y="152025"/>
-                          <a:ext cx="5872163" cy="3656622"/>
-                          <a:chOff x="80425" y="152025"/>
-                          <a:chExt cx="5695150" cy="3547750"/>
+                          <a:off x="0" y="0"/>
+                          <a:ext cx="5861685" cy="3646170"/>
+                          <a:chOff x="85200" y="156800"/>
+                          <a:chExt cx="5685600" cy="3538200"/>
                         </a:xfrm>
                       </wpg:grpSpPr>
                       <wps:wsp>
+                        <wps:cNvPr id="1751527104" name="Rectangle 1751527104"/>
                         <wps:cNvSpPr/>
-                        <wps:cNvPr id="2" name="Shape 2"/>
                         <wps:spPr>
                           <a:xfrm>
                             <a:off x="85200" y="156800"/>
@@ -737,35 +818,34 @@
                           <a:solidFill>
                             <a:srgbClr val="FFFFFF"/>
                           </a:solidFill>
-                          <a:ln cap="flat" cmpd="sng" w="9525">
+                          <a:ln w="9525" cap="flat" cmpd="sng">
                             <a:solidFill>
                               <a:srgbClr val="000000"/>
                             </a:solidFill>
                             <a:prstDash val="solid"/>
                             <a:round/>
-                            <a:headEnd len="sm" w="sm" type="none"/>
-                            <a:tailEnd len="sm" w="sm" type="none"/>
+                            <a:headEnd type="none" w="sm" len="sm"/>
+                            <a:tailEnd type="none" w="sm" len="sm"/>
                           </a:ln>
                         </wps:spPr>
                         <wps:txbx>
                           <w:txbxContent>
                             <w:p>
                               <w:pPr>
-                                <w:spacing w:after="0" w:before="0" w:line="240"/>
-                                <w:ind w:left="0" w:right="0" w:firstLine="0"/>
+                                <w:spacing w:line="240" w:lineRule="auto"/>
                                 <w:jc w:val="center"/>
                                 <w:textDirection w:val="btLr"/>
                               </w:pPr>
                             </w:p>
                           </w:txbxContent>
                         </wps:txbx>
-                        <wps:bodyPr anchorCtr="0" anchor="ctr" bIns="91425" lIns="91425" spcFirstLastPara="1" rIns="91425" wrap="square" tIns="91425">
+                        <wps:bodyPr spcFirstLastPara="1" wrap="square" lIns="91425" tIns="91425" rIns="91425" bIns="91425" anchor="ctr" anchorCtr="0">
                           <a:noAutofit/>
                         </wps:bodyPr>
                       </wps:wsp>
                       <wps:wsp>
+                        <wps:cNvPr id="2009322538" name="Rectangle 2009322538"/>
                         <wps:cNvSpPr/>
-                        <wps:cNvPr id="3" name="Shape 3"/>
                         <wps:spPr>
                           <a:xfrm>
                             <a:off x="85200" y="156800"/>
@@ -777,52 +857,53 @@
                           <a:solidFill>
                             <a:srgbClr val="6AA84F"/>
                           </a:solidFill>
-                          <a:ln cap="flat" cmpd="sng" w="9525">
+                          <a:ln w="9525" cap="flat" cmpd="sng">
                             <a:solidFill>
                               <a:srgbClr val="000000"/>
                             </a:solidFill>
                             <a:prstDash val="solid"/>
                             <a:round/>
-                            <a:headEnd len="sm" w="sm" type="none"/>
-                            <a:tailEnd len="sm" w="sm" type="none"/>
+                            <a:headEnd type="none" w="sm" len="sm"/>
+                            <a:tailEnd type="none" w="sm" len="sm"/>
                           </a:ln>
                         </wps:spPr>
                         <wps:txbx>
                           <w:txbxContent>
                             <w:p>
                               <w:pPr>
-                                <w:spacing w:after="0" w:before="0" w:line="240"/>
-                                <w:ind w:left="0" w:right="0" w:firstLine="0"/>
-                                <w:jc w:val="left"/>
+                                <w:spacing w:line="240" w:lineRule="auto"/>
                                 <w:textDirection w:val="btLr"/>
+                                <w:rPr>
+                                  <w:b/>
+                                  <w:bCs/>
+                                  <w:color w:val="FFFFFF" w:themeColor="background1"/>
+                                </w:rPr>
                               </w:pPr>
+                              <w:proofErr w:type="spellStart"/>
                               <w:r>
                                 <w:rPr>
-                                  <w:rFonts w:ascii="Arial" w:cs="Arial" w:eastAsia="Arial" w:hAnsi="Arial"/>
-                                  <w:b w:val="0"/>
-                                  <w:i w:val="0"/>
-                                  <w:smallCaps w:val="0"/>
-                                  <w:strike w:val="0"/>
-                                  <w:color w:val="000000"/>
+                                  <w:b/>
+                                  <w:bCs/>
+                                  <w:color w:val="FFFFFF" w:themeColor="background1"/>
                                   <w:sz w:val="28"/>
-                                  <w:vertAlign w:val="baseline"/>
                                 </w:rPr>
-                                <w:t xml:space="preserve">UVSim</w:t>
+                                <w:t>UVSim</w:t>
                               </w:r>
+                              <w:proofErr w:type="spellEnd"/>
                             </w:p>
                           </w:txbxContent>
                         </wps:txbx>
-                        <wps:bodyPr anchorCtr="0" anchor="ctr" bIns="91425" lIns="91425" spcFirstLastPara="1" rIns="91425" wrap="square" tIns="91425">
+                        <wps:bodyPr spcFirstLastPara="1" wrap="square" lIns="91425" tIns="91425" rIns="91425" bIns="91425" anchor="ctr" anchorCtr="0">
                           <a:noAutofit/>
                         </wps:bodyPr>
                       </wps:wsp>
                       <wps:wsp>
+                        <wps:cNvPr id="1375686075" name="Text Box 1375686075"/>
                         <wps:cNvSpPr txBox="1"/>
-                        <wps:cNvPr id="4" name="Shape 4"/>
                         <wps:spPr>
                           <a:xfrm>
-                            <a:off x="85196" y="1342823"/>
-                            <a:ext cx="3292800" cy="296400"/>
+                            <a:off x="91580" y="1315463"/>
+                            <a:ext cx="3292800" cy="346045"/>
                           </a:xfrm>
                           <a:prstGeom prst="rect">
                             <a:avLst/>
@@ -836,38 +917,32 @@
                           <w:txbxContent>
                             <w:p>
                               <w:pPr>
-                                <w:spacing w:after="0" w:before="0" w:line="240"/>
-                                <w:ind w:left="0" w:right="0" w:firstLine="0"/>
-                                <w:jc w:val="left"/>
+                                <w:spacing w:line="240" w:lineRule="auto"/>
                                 <w:textDirection w:val="btLr"/>
+                                <w:rPr>
+                                  <w:color w:val="F2F2F2" w:themeColor="background1" w:themeShade="F2"/>
+                                </w:rPr>
                               </w:pPr>
                               <w:r>
                                 <w:rPr>
-                                  <w:rFonts w:ascii="Arial" w:cs="Arial" w:eastAsia="Arial" w:hAnsi="Arial"/>
-                                  <w:b w:val="0"/>
-                                  <w:i w:val="0"/>
-                                  <w:smallCaps w:val="0"/>
-                                  <w:strike w:val="0"/>
-                                  <w:color w:val="000000"/>
-                                  <w:sz w:val="28"/>
-                                  <w:vertAlign w:val="baseline"/>
+                                  <w:color w:val="F2F2F2" w:themeColor="background1" w:themeShade="F2"/>
                                 </w:rPr>
-                                <w:t xml:space="preserve">Accumulator:</w:t>
+                                <w:t>Accumulator:</w:t>
                               </w:r>
                             </w:p>
                           </w:txbxContent>
                         </wps:txbx>
-                        <wps:bodyPr anchorCtr="0" anchor="t" bIns="91425" lIns="91425" spcFirstLastPara="1" rIns="91425" wrap="square" tIns="91425">
+                        <wps:bodyPr spcFirstLastPara="1" wrap="square" lIns="91425" tIns="91425" rIns="91425" bIns="91425" anchor="t" anchorCtr="0">
                           <a:noAutofit/>
                         </wps:bodyPr>
                       </wps:wsp>
                       <wps:wsp>
+                        <wps:cNvPr id="1233329463" name="Rectangle 1233329463"/>
                         <wps:cNvSpPr/>
-                        <wps:cNvPr id="5" name="Shape 5"/>
                         <wps:spPr>
                           <a:xfrm>
-                            <a:off x="1291950" y="1373500"/>
-                            <a:ext cx="1482600" cy="296400"/>
+                            <a:off x="1087764" y="1411803"/>
+                            <a:ext cx="1211574" cy="162162"/>
                           </a:xfrm>
                           <a:prstGeom prst="rect">
                             <a:avLst/>
@@ -875,39 +950,38 @@
                           <a:solidFill>
                             <a:srgbClr val="FFFFFF"/>
                           </a:solidFill>
-                          <a:ln cap="flat" cmpd="sng" w="9525">
+                          <a:ln w="9525" cap="flat" cmpd="sng">
                             <a:solidFill>
                               <a:srgbClr val="000000"/>
                             </a:solidFill>
                             <a:prstDash val="solid"/>
                             <a:round/>
-                            <a:headEnd len="sm" w="sm" type="none"/>
-                            <a:tailEnd len="sm" w="sm" type="none"/>
+                            <a:headEnd type="none" w="sm" len="sm"/>
+                            <a:tailEnd type="none" w="sm" len="sm"/>
                           </a:ln>
                         </wps:spPr>
                         <wps:txbx>
                           <w:txbxContent>
                             <w:p>
                               <w:pPr>
-                                <w:spacing w:after="0" w:before="0" w:line="240"/>
-                                <w:ind w:left="0" w:right="0" w:firstLine="0"/>
+                                <w:spacing w:line="240" w:lineRule="auto"/>
                                 <w:jc w:val="center"/>
                                 <w:textDirection w:val="btLr"/>
                               </w:pPr>
                             </w:p>
                           </w:txbxContent>
                         </wps:txbx>
-                        <wps:bodyPr anchorCtr="0" anchor="ctr" bIns="91425" lIns="91425" spcFirstLastPara="1" rIns="91425" wrap="square" tIns="91425">
+                        <wps:bodyPr spcFirstLastPara="1" wrap="square" lIns="91425" tIns="91425" rIns="91425" bIns="91425" anchor="ctr" anchorCtr="0">
                           <a:noAutofit/>
                         </wps:bodyPr>
                       </wps:wsp>
                       <wps:wsp>
+                        <wps:cNvPr id="1544242177" name="Rectangle 1544242177"/>
                         <wps:cNvSpPr/>
-                        <wps:cNvPr id="6" name="Shape 6"/>
                         <wps:spPr>
                           <a:xfrm>
-                            <a:off x="167005" y="1731550"/>
-                            <a:ext cx="2842800" cy="1881600"/>
+                            <a:off x="174530" y="1912294"/>
+                            <a:ext cx="2835276" cy="1700855"/>
                           </a:xfrm>
                           <a:prstGeom prst="rect">
                             <a:avLst/>
@@ -915,52 +989,37 @@
                           <a:solidFill>
                             <a:srgbClr val="FFFFFF"/>
                           </a:solidFill>
-                          <a:ln cap="flat" cmpd="sng" w="9525">
+                          <a:ln w="9525" cap="flat" cmpd="sng">
                             <a:solidFill>
                               <a:srgbClr val="000000"/>
                             </a:solidFill>
                             <a:prstDash val="solid"/>
                             <a:round/>
-                            <a:headEnd len="sm" w="sm" type="none"/>
-                            <a:tailEnd len="sm" w="sm" type="none"/>
+                            <a:headEnd type="none" w="sm" len="sm"/>
+                            <a:tailEnd type="none" w="sm" len="sm"/>
                           </a:ln>
                         </wps:spPr>
                         <wps:txbx>
                           <w:txbxContent>
                             <w:p>
                               <w:pPr>
-                                <w:spacing w:after="0" w:before="0" w:line="240"/>
-                                <w:ind w:left="0" w:right="0" w:firstLine="0"/>
-                                <w:jc w:val="left"/>
+                                <w:spacing w:line="240" w:lineRule="auto"/>
                                 <w:textDirection w:val="btLr"/>
                               </w:pPr>
-                              <w:r>
-                                <w:rPr>
-                                  <w:rFonts w:ascii="Arial" w:cs="Arial" w:eastAsia="Arial" w:hAnsi="Arial"/>
-                                  <w:b w:val="0"/>
-                                  <w:i w:val="0"/>
-                                  <w:smallCaps w:val="0"/>
-                                  <w:strike w:val="0"/>
-                                  <w:color w:val="000000"/>
-                                  <w:sz w:val="28"/>
-                                  <w:vertAlign w:val="baseline"/>
-                                </w:rPr>
-                                <w:t xml:space="preserve">Console:</w:t>
-                              </w:r>
                             </w:p>
                           </w:txbxContent>
                         </wps:txbx>
-                        <wps:bodyPr anchorCtr="0" anchor="t" bIns="91425" lIns="91425" spcFirstLastPara="1" rIns="91425" wrap="square" tIns="91425">
+                        <wps:bodyPr spcFirstLastPara="1" wrap="square" lIns="91425" tIns="91425" rIns="91425" bIns="91425" anchor="t" anchorCtr="0">
                           <a:noAutofit/>
                         </wps:bodyPr>
                       </wps:wsp>
                       <wps:wsp>
+                        <wps:cNvPr id="561114041" name="Rectangle 561114041"/>
                         <wps:cNvSpPr/>
-                        <wps:cNvPr id="7" name="Shape 7"/>
                         <wps:spPr>
                           <a:xfrm>
-                            <a:off x="3081325" y="985075"/>
-                            <a:ext cx="2628000" cy="2679000"/>
+                            <a:off x="3058653" y="1650566"/>
+                            <a:ext cx="2650671" cy="2012922"/>
                           </a:xfrm>
                           <a:prstGeom prst="rect">
                             <a:avLst/>
@@ -968,158 +1027,141 @@
                           <a:solidFill>
                             <a:srgbClr val="FFFFFF"/>
                           </a:solidFill>
-                          <a:ln cap="flat" cmpd="sng" w="9525">
+                          <a:ln w="9525" cap="flat" cmpd="sng">
                             <a:solidFill>
                               <a:srgbClr val="000000"/>
                             </a:solidFill>
                             <a:prstDash val="solid"/>
                             <a:round/>
-                            <a:headEnd len="sm" w="sm" type="none"/>
-                            <a:tailEnd len="sm" w="sm" type="none"/>
+                            <a:headEnd type="none" w="sm" len="sm"/>
+                            <a:tailEnd type="none" w="sm" len="sm"/>
                           </a:ln>
                         </wps:spPr>
                         <wps:txbx>
                           <w:txbxContent>
                             <w:p>
                               <w:pPr>
-                                <w:spacing w:after="0" w:before="0" w:line="240"/>
-                                <w:ind w:left="0" w:right="0" w:firstLine="0"/>
-                                <w:jc w:val="left"/>
+                                <w:spacing w:line="240" w:lineRule="auto"/>
                                 <w:textDirection w:val="btLr"/>
                               </w:pPr>
-                              <w:r>
-                                <w:rPr>
-                                  <w:rFonts w:ascii="Arial" w:cs="Arial" w:eastAsia="Arial" w:hAnsi="Arial"/>
-                                  <w:b w:val="0"/>
-                                  <w:i w:val="0"/>
-                                  <w:smallCaps w:val="0"/>
-                                  <w:strike w:val="0"/>
-                                  <w:color w:val="000000"/>
-                                  <w:sz w:val="28"/>
-                                  <w:vertAlign w:val="baseline"/>
-                                </w:rPr>
-                                <w:t xml:space="preserve">Program: (enter or paste here)</w:t>
-                              </w:r>
                             </w:p>
                           </w:txbxContent>
                         </wps:txbx>
-                        <wps:bodyPr anchorCtr="0" anchor="t" bIns="91425" lIns="91425" spcFirstLastPara="1" rIns="91425" wrap="square" tIns="91425">
+                        <wps:bodyPr spcFirstLastPara="1" wrap="square" lIns="91425" tIns="91425" rIns="91425" bIns="91425" anchor="t" anchorCtr="0">
                           <a:noAutofit/>
                         </wps:bodyPr>
                       </wps:wsp>
                       <wps:wsp>
+                        <wps:cNvPr id="465258425" name="Rectangle 465258425"/>
                         <wps:cNvSpPr/>
-                        <wps:cNvPr id="8" name="Shape 8"/>
                         <wps:spPr>
                           <a:xfrm>
-                            <a:off x="156800" y="1005525"/>
-                            <a:ext cx="930600" cy="296400"/>
+                            <a:off x="233362" y="992757"/>
+                            <a:ext cx="891793" cy="318920"/>
                           </a:xfrm>
                           <a:prstGeom prst="rect">
                             <a:avLst/>
                           </a:prstGeom>
                           <a:solidFill>
-                            <a:srgbClr val="6AA84F"/>
+                            <a:schemeClr val="accent6">
+                              <a:lumMod val="75000"/>
+                            </a:schemeClr>
                           </a:solidFill>
-                          <a:ln cap="flat" cmpd="sng" w="9525">
+                          <a:ln w="9525" cap="flat" cmpd="sng">
                             <a:solidFill>
                               <a:srgbClr val="000000"/>
                             </a:solidFill>
                             <a:prstDash val="solid"/>
                             <a:round/>
-                            <a:headEnd len="sm" w="sm" type="none"/>
-                            <a:tailEnd len="sm" w="sm" type="none"/>
+                            <a:headEnd type="none" w="sm" len="sm"/>
+                            <a:tailEnd type="none" w="sm" len="sm"/>
                           </a:ln>
                         </wps:spPr>
                         <wps:txbx>
                           <w:txbxContent>
                             <w:p>
                               <w:pPr>
-                                <w:spacing w:after="0" w:before="0" w:line="240"/>
-                                <w:ind w:left="0" w:right="0" w:firstLine="0"/>
+                                <w:spacing w:line="240" w:lineRule="auto"/>
                                 <w:jc w:val="center"/>
                                 <w:textDirection w:val="btLr"/>
+                                <w:rPr>
+                                  <w:color w:val="FFFFFF" w:themeColor="background1"/>
+                                </w:rPr>
                               </w:pPr>
                               <w:r>
                                 <w:rPr>
-                                  <w:rFonts w:ascii="Arial" w:cs="Arial" w:eastAsia="Arial" w:hAnsi="Arial"/>
-                                  <w:b w:val="0"/>
-                                  <w:i w:val="0"/>
-                                  <w:smallCaps w:val="0"/>
-                                  <w:strike w:val="0"/>
-                                  <w:color w:val="000000"/>
-                                  <w:sz w:val="28"/>
-                                  <w:vertAlign w:val="baseline"/>
+                                  <w:color w:val="FFFFFF" w:themeColor="background1"/>
                                 </w:rPr>
-                                <w:t xml:space="preserve">Load File</w:t>
+                                <w:t>Load File</w:t>
                               </w:r>
                             </w:p>
                           </w:txbxContent>
                         </wps:txbx>
-                        <wps:bodyPr anchorCtr="0" anchor="ctr" bIns="91425" lIns="91425" spcFirstLastPara="1" rIns="91425" wrap="square" tIns="91425">
+                        <wps:bodyPr spcFirstLastPara="1" wrap="square" lIns="91425" tIns="91425" rIns="91425" bIns="91425" anchor="ctr" anchorCtr="0">
                           <a:noAutofit/>
                         </wps:bodyPr>
                       </wps:wsp>
                       <wps:wsp>
+                        <wps:cNvPr id="203935359" name="Rectangle 203935359"/>
                         <wps:cNvSpPr/>
-                        <wps:cNvPr id="9" name="Shape 9"/>
                         <wps:spPr>
                           <a:xfrm>
-                            <a:off x="1199820" y="1005525"/>
-                            <a:ext cx="572700" cy="296400"/>
+                            <a:off x="2145972" y="984312"/>
+                            <a:ext cx="593351" cy="327365"/>
                           </a:xfrm>
                           <a:prstGeom prst="rect">
                             <a:avLst/>
                           </a:prstGeom>
                           <a:solidFill>
-                            <a:srgbClr val="6AA84F"/>
+                            <a:schemeClr val="accent6">
+                              <a:lumMod val="75000"/>
+                            </a:schemeClr>
                           </a:solidFill>
-                          <a:ln cap="flat" cmpd="sng" w="9525">
+                          <a:ln w="9525" cap="flat" cmpd="sng">
                             <a:solidFill>
                               <a:srgbClr val="000000"/>
                             </a:solidFill>
                             <a:prstDash val="solid"/>
                             <a:round/>
-                            <a:headEnd len="sm" w="sm" type="none"/>
-                            <a:tailEnd len="sm" w="sm" type="none"/>
+                            <a:headEnd type="none" w="sm" len="sm"/>
+                            <a:tailEnd type="none" w="sm" len="sm"/>
                           </a:ln>
                         </wps:spPr>
                         <wps:txbx>
                           <w:txbxContent>
                             <w:p>
                               <w:pPr>
-                                <w:spacing w:after="0" w:before="0" w:line="240"/>
-                                <w:ind w:left="0" w:right="0" w:firstLine="0"/>
+                                <w:spacing w:line="240" w:lineRule="auto"/>
                                 <w:jc w:val="center"/>
                                 <w:textDirection w:val="btLr"/>
+                                <w:rPr>
+                                  <w:color w:val="FFFFFF" w:themeColor="background1"/>
+                                  <w:sz w:val="24"/>
+                                  <w:szCs w:val="24"/>
+                                </w:rPr>
                               </w:pPr>
                               <w:r>
                                 <w:rPr>
-                                  <w:rFonts w:ascii="Arial" w:cs="Arial" w:eastAsia="Arial" w:hAnsi="Arial"/>
-                                  <w:b w:val="0"/>
-                                  <w:i w:val="0"/>
-                                  <w:smallCaps w:val="0"/>
-                                  <w:strike w:val="0"/>
-                                  <w:color w:val="000000"/>
-                                  <w:sz w:val="28"/>
-                                  <w:vertAlign w:val="baseline"/>
+                                  <w:color w:val="FFFFFF" w:themeColor="background1"/>
+                                  <w:sz w:val="24"/>
+                                  <w:szCs w:val="24"/>
                                 </w:rPr>
-                                <w:t xml:space="preserve">Run</w:t>
+                                <w:t>Run</w:t>
                               </w:r>
                             </w:p>
                           </w:txbxContent>
                         </wps:txbx>
-                        <wps:bodyPr anchorCtr="0" anchor="ctr" bIns="91425" lIns="91425" spcFirstLastPara="1" rIns="91425" wrap="square" tIns="91425">
+                        <wps:bodyPr spcFirstLastPara="1" wrap="square" lIns="91425" tIns="91425" rIns="91425" bIns="91425" anchor="ctr" anchorCtr="0">
                           <a:noAutofit/>
                         </wps:bodyPr>
                       </wps:wsp>
                       <wps:wsp>
+                        <wps:cNvPr id="1508696101" name="Rectangle 1508696101"/>
                         <wps:cNvSpPr/>
-                        <wps:cNvPr id="10" name="Shape 10"/>
                         <wps:spPr>
                           <a:xfrm>
-                            <a:off x="1884951" y="1005450"/>
-                            <a:ext cx="695400" cy="296400"/>
+                            <a:off x="2907512" y="965718"/>
+                            <a:ext cx="718647" cy="349744"/>
                           </a:xfrm>
                           <a:prstGeom prst="rect">
                             <a:avLst/>
@@ -1127,92 +1169,479 @@
                           <a:solidFill>
                             <a:srgbClr val="999999"/>
                           </a:solidFill>
-                          <a:ln cap="flat" cmpd="sng" w="9525">
+                          <a:ln w="9525" cap="flat" cmpd="sng">
                             <a:solidFill>
                               <a:srgbClr val="000000"/>
                             </a:solidFill>
                             <a:prstDash val="solid"/>
                             <a:round/>
-                            <a:headEnd len="sm" w="sm" type="none"/>
-                            <a:tailEnd len="sm" w="sm" type="none"/>
+                            <a:headEnd type="none" w="sm" len="sm"/>
+                            <a:tailEnd type="none" w="sm" len="sm"/>
                           </a:ln>
                         </wps:spPr>
                         <wps:txbx>
                           <w:txbxContent>
                             <w:p>
                               <w:pPr>
-                                <w:spacing w:after="0" w:before="0" w:line="240"/>
-                                <w:ind w:left="0" w:right="0" w:firstLine="0"/>
+                                <w:spacing w:line="240" w:lineRule="auto"/>
                                 <w:jc w:val="center"/>
                                 <w:textDirection w:val="btLr"/>
+                                <w:rPr>
+                                  <w:color w:val="FFFFFF" w:themeColor="background1"/>
+                                </w:rPr>
                               </w:pPr>
                               <w:r>
                                 <w:rPr>
-                                  <w:rFonts w:ascii="Arial" w:cs="Arial" w:eastAsia="Arial" w:hAnsi="Arial"/>
-                                  <w:b w:val="0"/>
-                                  <w:i w:val="0"/>
-                                  <w:smallCaps w:val="0"/>
-                                  <w:strike w:val="0"/>
-                                  <w:color w:val="000000"/>
+                                  <w:color w:val="FFFFFF" w:themeColor="background1"/>
                                   <w:sz w:val="28"/>
-                                  <w:vertAlign w:val="baseline"/>
                                 </w:rPr>
-                                <w:t xml:space="preserve">Reset</w:t>
+                                <w:t>Reset</w:t>
                               </w:r>
                             </w:p>
                           </w:txbxContent>
                         </wps:txbx>
-                        <wps:bodyPr anchorCtr="0" anchor="ctr" bIns="91425" lIns="91425" spcFirstLastPara="1" rIns="91425" wrap="square" tIns="91425">
+                        <wps:bodyPr spcFirstLastPara="1" wrap="square" lIns="91425" tIns="91425" rIns="91425" bIns="91425" anchor="ctr" anchorCtr="0">
                           <a:noAutofit/>
                         </wps:bodyPr>
                       </wps:wsp>
                     </wpg:wgp>
                   </a:graphicData>
                 </a:graphic>
+                <wp14:sizeRelH relativeFrom="margin">
+                  <wp14:pctWidth>0</wp14:pctWidth>
+                </wp14:sizeRelH>
+                <wp14:sizeRelV relativeFrom="margin">
+                  <wp14:pctHeight>0</wp14:pctHeight>
+                </wp14:sizeRelV>
               </wp:anchor>
             </w:drawing>
           </mc:Choice>
           <mc:Fallback>
+            <w:pict>
+              <v:group w14:anchorId="7BF1A3E4" id="Group 1" o:spid="_x0000_s1038" style="position:absolute;margin-left:3.1pt;margin-top:17.6pt;width:461.55pt;height:287.1pt;z-index:251658240;mso-wrap-distance-top:9pt;mso-wrap-distance-bottom:9pt;mso-position-horizontal-relative:text;mso-position-vertical-relative:text;mso-width-relative:margin;mso-height-relative:margin" coordorigin="852,1568" coordsize="56856,35382" o:gfxdata="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">
+                <v:rect id="Rectangle 1751527104" o:spid="_x0000_s1039" style="position:absolute;left:852;top:1568;width:56856;height:35382;visibility:visible;mso-wrap-style:square;v-text-anchor:middle" o:gfxdata="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">
+                  <v:stroke startarrowwidth="narrow" startarrowlength="short" endarrowwidth="narrow" endarrowlength="short" joinstyle="round"/>
+                  <v:textbox inset="2.53958mm,2.53958mm,2.53958mm,2.53958mm">
+                    <w:txbxContent>
+                      <w:p>
+                        <w:pPr>
+                          <w:spacing w:line="240" w:lineRule="auto"/>
+                          <w:jc w:val="center"/>
+                          <w:textDirection w:val="btLr"/>
+                        </w:pPr>
+                      </w:p>
+                    </w:txbxContent>
+                  </v:textbox>
+                </v:rect>
+                <v:rect id="Rectangle 2009322538" o:spid="_x0000_s1040" style="position:absolute;left:852;top:1568;width:56856;height:7770;visibility:visible;mso-wrap-style:square;v-text-anchor:middle" o:gfxdata="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" fillcolor="#6aa84f">
+                  <v:stroke startarrowwidth="narrow" startarrowlength="short" endarrowwidth="narrow" endarrowlength="short" joinstyle="round"/>
+                  <v:textbox inset="2.53958mm,2.53958mm,2.53958mm,2.53958mm">
+                    <w:txbxContent>
+                      <w:p>
+                        <w:pPr>
+                          <w:spacing w:line="240" w:lineRule="auto"/>
+                          <w:textDirection w:val="btLr"/>
+                          <w:rPr>
+                            <w:b/>
+                            <w:bCs/>
+                            <w:color w:val="FFFFFF" w:themeColor="background1"/>
+                          </w:rPr>
+                        </w:pPr>
+                        <w:proofErr w:type="spellStart"/>
+                        <w:r>
+                          <w:rPr>
+                            <w:b/>
+                            <w:bCs/>
+                            <w:color w:val="FFFFFF" w:themeColor="background1"/>
+                            <w:sz w:val="28"/>
+                          </w:rPr>
+                          <w:t>UVSim</w:t>
+                        </w:r>
+                        <w:proofErr w:type="spellEnd"/>
+                      </w:p>
+                    </w:txbxContent>
+                  </v:textbox>
+                </v:rect>
+                <v:shape id="Text Box 1375686075" o:spid="_x0000_s1041" type="#_x0000_t202" style="position:absolute;left:915;top:13154;width:32928;height:3461;visibility:visible;mso-wrap-style:square;v-text-anchor:top" o:gfxdata="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" filled="f" stroked="f">
+                  <v:textbox inset="2.53958mm,2.53958mm,2.53958mm,2.53958mm">
+                    <w:txbxContent>
+                      <w:p>
+                        <w:pPr>
+                          <w:spacing w:line="240" w:lineRule="auto"/>
+                          <w:textDirection w:val="btLr"/>
+                          <w:rPr>
+                            <w:color w:val="F2F2F2" w:themeColor="background1" w:themeShade="F2"/>
+                          </w:rPr>
+                        </w:pPr>
+                        <w:r>
+                          <w:rPr>
+                            <w:color w:val="F2F2F2" w:themeColor="background1" w:themeShade="F2"/>
+                          </w:rPr>
+                          <w:t>Accumulator:</w:t>
+                        </w:r>
+                      </w:p>
+                    </w:txbxContent>
+                  </v:textbox>
+                </v:shape>
+                <v:rect id="Rectangle 1233329463" o:spid="_x0000_s1042" style="position:absolute;left:10877;top:14118;width:12116;height:1621;visibility:visible;mso-wrap-style:square;v-text-anchor:middle" o:gfxdata="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">
+                  <v:stroke startarrowwidth="narrow" startarrowlength="short" endarrowwidth="narrow" endarrowlength="short" joinstyle="round"/>
+                  <v:textbox inset="2.53958mm,2.53958mm,2.53958mm,2.53958mm">
+                    <w:txbxContent>
+                      <w:p>
+                        <w:pPr>
+                          <w:spacing w:line="240" w:lineRule="auto"/>
+                          <w:jc w:val="center"/>
+                          <w:textDirection w:val="btLr"/>
+                        </w:pPr>
+                      </w:p>
+                    </w:txbxContent>
+                  </v:textbox>
+                </v:rect>
+                <v:rect id="Rectangle 1544242177" o:spid="_x0000_s1043" style="position:absolute;left:1745;top:19122;width:28353;height:17009;visibility:visible;mso-wrap-style:square;v-text-anchor:top" o:gfxdata="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">
+                  <v:stroke startarrowwidth="narrow" startarrowlength="short" endarrowwidth="narrow" endarrowlength="short" joinstyle="round"/>
+                  <v:textbox inset="2.53958mm,2.53958mm,2.53958mm,2.53958mm">
+                    <w:txbxContent>
+                      <w:p>
+                        <w:pPr>
+                          <w:spacing w:line="240" w:lineRule="auto"/>
+                          <w:textDirection w:val="btLr"/>
+                        </w:pPr>
+                      </w:p>
+                    </w:txbxContent>
+                  </v:textbox>
+                </v:rect>
+                <v:rect id="Rectangle 561114041" o:spid="_x0000_s1044" style="position:absolute;left:30586;top:16505;width:26507;height:20129;visibility:visible;mso-wrap-style:square;v-text-anchor:top" o:gfxdata="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">
+                  <v:stroke startarrowwidth="narrow" startarrowlength="short" endarrowwidth="narrow" endarrowlength="short" joinstyle="round"/>
+                  <v:textbox inset="2.53958mm,2.53958mm,2.53958mm,2.53958mm">
+                    <w:txbxContent>
+                      <w:p>
+                        <w:pPr>
+                          <w:spacing w:line="240" w:lineRule="auto"/>
+                          <w:textDirection w:val="btLr"/>
+                        </w:pPr>
+                      </w:p>
+                    </w:txbxContent>
+                  </v:textbox>
+                </v:rect>
+                <v:rect id="Rectangle 465258425" o:spid="_x0000_s1045" style="position:absolute;left:2333;top:9927;width:8918;height:3189;visibility:visible;mso-wrap-style:square;v-text-anchor:middle" o:gfxdata="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" fillcolor="#e36c0a [2409]">
+                  <v:stroke startarrowwidth="narrow" startarrowlength="short" endarrowwidth="narrow" endarrowlength="short" joinstyle="round"/>
+                  <v:textbox inset="2.53958mm,2.53958mm,2.53958mm,2.53958mm">
+                    <w:txbxContent>
+                      <w:p>
+                        <w:pPr>
+                          <w:spacing w:line="240" w:lineRule="auto"/>
+                          <w:jc w:val="center"/>
+                          <w:textDirection w:val="btLr"/>
+                          <w:rPr>
+                            <w:color w:val="FFFFFF" w:themeColor="background1"/>
+                          </w:rPr>
+                        </w:pPr>
+                        <w:r>
+                          <w:rPr>
+                            <w:color w:val="FFFFFF" w:themeColor="background1"/>
+                          </w:rPr>
+                          <w:t>Load File</w:t>
+                        </w:r>
+                      </w:p>
+                    </w:txbxContent>
+                  </v:textbox>
+                </v:rect>
+                <v:rect id="Rectangle 203935359" o:spid="_x0000_s1046" style="position:absolute;left:21459;top:9843;width:5934;height:3273;visibility:visible;mso-wrap-style:square;v-text-anchor:middle" o:gfxdata="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" fillcolor="#e36c0a [2409]">
+                  <v:stroke startarrowwidth="narrow" startarrowlength="short" endarrowwidth="narrow" endarrowlength="short" joinstyle="round"/>
+                  <v:textbox inset="2.53958mm,2.53958mm,2.53958mm,2.53958mm">
+                    <w:txbxContent>
+                      <w:p>
+                        <w:pPr>
+                          <w:spacing w:line="240" w:lineRule="auto"/>
+                          <w:jc w:val="center"/>
+                          <w:textDirection w:val="btLr"/>
+                          <w:rPr>
+                            <w:color w:val="FFFFFF" w:themeColor="background1"/>
+                            <w:sz w:val="24"/>
+                            <w:szCs w:val="24"/>
+                          </w:rPr>
+                        </w:pPr>
+                        <w:r>
+                          <w:rPr>
+                            <w:color w:val="FFFFFF" w:themeColor="background1"/>
+                            <w:sz w:val="24"/>
+                            <w:szCs w:val="24"/>
+                          </w:rPr>
+                          <w:t>Run</w:t>
+                        </w:r>
+                      </w:p>
+                    </w:txbxContent>
+                  </v:textbox>
+                </v:rect>
+                <v:rect id="Rectangle 1508696101" o:spid="_x0000_s1047" style="position:absolute;left:29075;top:9657;width:7186;height:3497;visibility:visible;mso-wrap-style:square;v-text-anchor:middle" o:gfxdata="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" fillcolor="#999">
+                  <v:stroke startarrowwidth="narrow" startarrowlength="short" endarrowwidth="narrow" endarrowlength="short" joinstyle="round"/>
+                  <v:textbox inset="2.53958mm,2.53958mm,2.53958mm,2.53958mm">
+                    <w:txbxContent>
+                      <w:p>
+                        <w:pPr>
+                          <w:spacing w:line="240" w:lineRule="auto"/>
+                          <w:jc w:val="center"/>
+                          <w:textDirection w:val="btLr"/>
+                          <w:rPr>
+                            <w:color w:val="FFFFFF" w:themeColor="background1"/>
+                          </w:rPr>
+                        </w:pPr>
+                        <w:r>
+                          <w:rPr>
+                            <w:color w:val="FFFFFF" w:themeColor="background1"/>
+                            <w:sz w:val="28"/>
+                          </w:rPr>
+                          <w:t>Reset</w:t>
+                        </w:r>
+                      </w:p>
+                    </w:txbxContent>
+                  </v:textbox>
+                </v:rect>
+                <w10:wrap type="topAndBottom"/>
+              </v:group>
+            </w:pict>
+          </mc:Fallback>
+        </mc:AlternateContent>
+      </w:r>
+      <w:r>
+        <w:rPr>
+          <w:noProof/>
+        </w:rPr>
+        <mc:AlternateContent>
+          <mc:Choice Requires="wps">
             <w:drawing>
-              <wp:anchor allowOverlap="1" behindDoc="0" distB="114300" distT="114300" distL="114300" distR="114300" hidden="0" layoutInCell="1" locked="0" relativeHeight="0" simplePos="0">
+              <wp:anchor distT="0" distB="0" distL="114300" distR="114300" simplePos="0" relativeHeight="251661312" behindDoc="0" locked="0" layoutInCell="1" allowOverlap="1" wp14:anchorId="481A68FF" wp14:editId="4F077ADD">
+                <wp:simplePos x="0" y="0"/>
+                <wp:positionH relativeFrom="margin">
+                  <wp:align>left</wp:align>
+                </wp:positionH>
+                <wp:positionV relativeFrom="paragraph">
+                  <wp:posOffset>1736090</wp:posOffset>
+                </wp:positionV>
+                <wp:extent cx="822302" cy="269715"/>
+                <wp:effectExtent l="0" t="0" r="16510" b="16510"/>
+                <wp:wrapNone/>
+                <wp:docPr id="863949254" name="Text Box 1"/>
+                <wp:cNvGraphicFramePr/>
+                <a:graphic xmlns:a="http://schemas.openxmlformats.org/drawingml/2006/main">
+                  <a:graphicData uri="http://schemas.microsoft.com/office/word/2010/wordprocessingShape">
+                    <wps:wsp>
+                      <wps:cNvSpPr txBox="1"/>
+                      <wps:spPr>
+                        <a:xfrm>
+                          <a:off x="0" y="0"/>
+                          <a:ext cx="822302" cy="269715"/>
+                        </a:xfrm>
+                        <a:prstGeom prst="rect">
+                          <a:avLst/>
+                        </a:prstGeom>
+                        <a:noFill/>
+                        <a:ln w="6350">
+                          <a:solidFill>
+                            <a:prstClr val="black"/>
+                          </a:solidFill>
+                        </a:ln>
+                      </wps:spPr>
+                      <wps:txbx>
+                        <w:txbxContent>
+                          <w:p>
+                            <w:pPr>
+                              <w:spacing w:line="240" w:lineRule="auto"/>
+                              <w:jc w:val="center"/>
+                              <w:textDirection w:val="btLr"/>
+                              <w:rPr>
+                                <w:color w:val="FFFFFF" w:themeColor="background1"/>
+                              </w:rPr>
+                            </w:pPr>
+                            <w:r>
+                              <w:rPr>
+                                <w:color w:val="FFFFFF" w:themeColor="background1"/>
+                              </w:rPr>
+                              <w:t>Console:</w:t>
+                            </w:r>
+                          </w:p>
+                        </w:txbxContent>
+                      </wps:txbx>
+                      <wps:bodyPr rot="0" spcFirstLastPara="0" vertOverflow="overflow" horzOverflow="overflow" vert="horz" wrap="square" lIns="91440" tIns="45720" rIns="91440" bIns="45720" numCol="1" spcCol="0" rtlCol="0" fromWordArt="0" anchor="t" anchorCtr="0" forceAA="0" compatLnSpc="1">
+                        <a:prstTxWarp prst="textNoShape">
+                          <a:avLst/>
+                        </a:prstTxWarp>
+                        <a:noAutofit/>
+                      </wps:bodyPr>
+                    </wps:wsp>
+                  </a:graphicData>
+                </a:graphic>
+                <wp14:sizeRelH relativeFrom="margin">
+                  <wp14:pctWidth>0</wp14:pctWidth>
+                </wp14:sizeRelH>
+                <wp14:sizeRelV relativeFrom="margin">
+                  <wp14:pctHeight>0</wp14:pctHeight>
+                </wp14:sizeRelV>
+              </wp:anchor>
+            </w:drawing>
+          </mc:Choice>
+          <mc:Fallback>
+            <w:pict>
+              <v:shape w14:anchorId="481A68FF" id="Text Box 1" o:spid="_x0000_s1048" type="#_x0000_t202" style="position:absolute;margin-left:0;margin-top:136.7pt;width:64.75pt;height:21.25pt;z-index:251661312;visibility:visible;mso-wrap-style:square;mso-width-percent:0;mso-height-percent:0;mso-wrap-distance-left:9pt;mso-wrap-distance-top:0;mso-wrap-distance-right:9pt;mso-wrap-distance-bottom:0;mso-position-horizontal:left;mso-position-horizontal-relative:margin;mso-position-vertical:absolute;mso-position-vertical-relative:text;mso-width-percent:0;mso-height-percent:0;mso-width-relative:margin;mso-height-relative:margin;v-text-anchor:top" o:gfxdata="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" filled="f" strokeweight=".5pt">
+                <v:fill o:detectmouseclick="t"/>
+                <v:textbox>
+                  <w:txbxContent>
+                    <w:p>
+                      <w:pPr>
+                        <w:spacing w:line="240" w:lineRule="auto"/>
+                        <w:jc w:val="center"/>
+                        <w:textDirection w:val="btLr"/>
+                        <w:rPr>
+                          <w:color w:val="FFFFFF" w:themeColor="background1"/>
+                        </w:rPr>
+                      </w:pPr>
+                      <w:r>
+                        <w:rPr>
+                          <w:color w:val="FFFFFF" w:themeColor="background1"/>
+                        </w:rPr>
+                        <w:t>Console:</w:t>
+                      </w:r>
+                    </w:p>
+                  </w:txbxContent>
+                </v:textbox>
+                <w10:wrap anchorx="margin"/>
+              </v:shape>
+            </w:pict>
+          </mc:Fallback>
+        </mc:AlternateContent>
+      </w:r>
+      <w:r>
+        <w:rPr>
+          <w:noProof/>
+        </w:rPr>
+        <mc:AlternateContent>
+          <mc:Choice Requires="wps">
+            <w:drawing>
+              <wp:anchor distT="0" distB="0" distL="114300" distR="114300" simplePos="0" relativeHeight="251659264" behindDoc="0" locked="0" layoutInCell="1" allowOverlap="1" wp14:anchorId="2884BE3C" wp14:editId="657A9C9A">
                 <wp:simplePos x="0" y="0"/>
                 <wp:positionH relativeFrom="column">
-                  <wp:posOffset>33338</wp:posOffset>
+                  <wp:posOffset>1263055</wp:posOffset>
                 </wp:positionH>
                 <wp:positionV relativeFrom="paragraph">
-                  <wp:posOffset>217568</wp:posOffset>
+                  <wp:posOffset>1098597</wp:posOffset>
                 </wp:positionV>
-                <wp:extent cx="5872163" cy="3656622"/>
-                <wp:effectExtent b="0" l="0" r="0" t="0"/>
-                <wp:wrapTopAndBottom distB="114300" distT="114300"/>
-                <wp:docPr id="1" name="image1.png"/>
-                <a:graphic>
-                  <a:graphicData uri="http://schemas.openxmlformats.org/drawingml/2006/picture">
-                    <pic:pic>
-                      <pic:nvPicPr>
-                        <pic:cNvPr id="0" name="image1.png"/>
-                        <pic:cNvPicPr preferRelativeResize="0"/>
-                      </pic:nvPicPr>
-                      <pic:blipFill>
-                        <a:blip r:embed="rId6"/>
-                        <a:srcRect/>
-                        <a:stretch>
-                          <a:fillRect/>
-                        </a:stretch>
-                      </pic:blipFill>
-                      <pic:spPr>
+                <wp:extent cx="802567" cy="282872"/>
+                <wp:effectExtent l="0" t="0" r="17145" b="22225"/>
+                <wp:wrapNone/>
+                <wp:docPr id="194965075" name="Text Box 19"/>
+                <wp:cNvGraphicFramePr/>
+                <a:graphic xmlns:a="http://schemas.openxmlformats.org/drawingml/2006/main">
+                  <a:graphicData uri="http://schemas.microsoft.com/office/word/2010/wordprocessingShape">
+                    <wps:wsp>
+                      <wps:cNvSpPr txBox="1"/>
+                      <wps:spPr>
                         <a:xfrm>
                           <a:off x="0" y="0"/>
-                          <a:ext cx="5872163" cy="3656622"/>
+                          <a:ext cx="802567" cy="282872"/>
                         </a:xfrm>
-                        <a:prstGeom prst="rect"/>
-                        <a:ln/>
-                      </pic:spPr>
-                    </pic:pic>
+                        <a:prstGeom prst="rect">
+                          <a:avLst/>
+                        </a:prstGeom>
+                        <a:solidFill>
+                          <a:schemeClr val="accent6">
+                            <a:lumMod val="75000"/>
+                          </a:schemeClr>
+                        </a:solidFill>
+                        <a:ln w="6350">
+                          <a:solidFill>
+                            <a:prstClr val="black"/>
+                          </a:solidFill>
+                        </a:ln>
+                      </wps:spPr>
+                      <wps:txbx>
+                        <w:txbxContent>
+                          <w:p>
+                            <w:pPr>
+                              <w:rPr>
+                                <w:color w:val="FFFFFF" w:themeColor="background1"/>
+                                <w:sz w:val="24"/>
+                                <w:szCs w:val="24"/>
+                              </w:rPr>
+                            </w:pPr>
+                            <w:r>
+                              <w:rPr>
+                                <w:color w:val="FFFFFF" w:themeColor="background1"/>
+                              </w:rPr>
+                              <w:t>Save</w:t>
+                            </w:r>
+                            <w:r>
+                              <w:rPr>
+                                <w:color w:val="FFFFFF" w:themeColor="background1"/>
+                                <w:sz w:val="16"/>
+                                <w:szCs w:val="16"/>
+                              </w:rPr>
+                              <w:t xml:space="preserve"> </w:t>
+                            </w:r>
+                            <w:r>
+                              <w:rPr>
+                                <w:color w:val="FFFFFF" w:themeColor="background1"/>
+                              </w:rPr>
+                              <w:t>File</w:t>
+                            </w:r>
+                          </w:p>
+                        </w:txbxContent>
+                      </wps:txbx>
+                      <wps:bodyPr rot="0" spcFirstLastPara="0" vertOverflow="overflow" horzOverflow="overflow" vert="horz" wrap="square" lIns="91440" tIns="45720" rIns="91440" bIns="45720" numCol="1" spcCol="0" rtlCol="0" fromWordArt="0" anchor="t" anchorCtr="0" forceAA="0" compatLnSpc="1">
+                        <a:prstTxWarp prst="textNoShape">
+                          <a:avLst/>
+                        </a:prstTxWarp>
+                        <a:noAutofit/>
+                      </wps:bodyPr>
+                    </wps:wsp>
                   </a:graphicData>
                 </a:graphic>
+                <wp14:sizeRelH relativeFrom="margin">
+                  <wp14:pctWidth>0</wp14:pctWidth>
+                </wp14:sizeRelH>
+                <wp14:sizeRelV relativeFrom="margin">
+                  <wp14:pctHeight>0</wp14:pctHeight>
+                </wp14:sizeRelV>
               </wp:anchor>
             </w:drawing>
+          </mc:Choice>
+          <mc:Fallback>
+            <w:pict>
+              <v:shape w14:anchorId="2884BE3C" id="Text Box 19" o:spid="_x0000_s1049" type="#_x0000_t202" style="position:absolute;margin-left:99.45pt;margin-top:86.5pt;width:63.2pt;height:22.25pt;z-index:251659264;visibility:visible;mso-wrap-style:square;mso-width-percent:0;mso-height-percent:0;mso-wrap-distance-left:9pt;mso-wrap-distance-top:0;mso-wrap-distance-right:9pt;mso-wrap-distance-bottom:0;mso-position-horizontal:absolute;mso-position-horizontal-relative:text;mso-position-vertical:absolute;mso-position-vertical-relative:text;mso-width-percent:0;mso-height-percent:0;mso-width-relative:margin;mso-height-relative:margin;v-text-anchor:top" o:gfxdata="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" fillcolor="#e36c0a [2409]" strokeweight=".5pt">
+                <v:textbox>
+                  <w:txbxContent>
+                    <w:p>
+                      <w:pPr>
+                        <w:rPr>
+                          <w:color w:val="FFFFFF" w:themeColor="background1"/>
+                          <w:sz w:val="24"/>
+                          <w:szCs w:val="24"/>
+                        </w:rPr>
+                      </w:pPr>
+                      <w:r>
+                        <w:rPr>
+                          <w:color w:val="FFFFFF" w:themeColor="background1"/>
+                        </w:rPr>
+                        <w:t>Save</w:t>
+                      </w:r>
+                      <w:r>
+                        <w:rPr>
+                          <w:color w:val="FFFFFF" w:themeColor="background1"/>
+                          <w:sz w:val="16"/>
+                          <w:szCs w:val="16"/>
+                        </w:rPr>
+                        <w:t xml:space="preserve"> </w:t>
+                      </w:r>
+                      <w:r>
+                        <w:rPr>
+                          <w:color w:val="FFFFFF" w:themeColor="background1"/>
+                        </w:rPr>
+                        <w:t>File</w:t>
+                      </w:r>
+                    </w:p>
+                  </w:txbxContent>
+                </v:textbox>
+              </v:shape>
+            </w:pict>
           </mc:Fallback>
         </mc:AlternateContent>
       </w:r>
@@ -1220,74 +1649,40 @@
     <w:p>
       <w:pPr>
         <w:rPr>
-          <w:rFonts w:ascii="Times New Roman" w:cs="Times New Roman" w:eastAsia="Times New Roman" w:hAnsi="Times New Roman"/>
+          <w:rFonts w:ascii="Times New Roman" w:eastAsia="Times New Roman" w:hAnsi="Times New Roman" w:cs="Times New Roman"/>
           <w:sz w:val="24"/>
           <w:szCs w:val="24"/>
         </w:rPr>
       </w:pPr>
-      <w:r>
-        <w:rPr>
-          <w:rtl w:val="0"/>
-        </w:rPr>
-      </w:r>
     </w:p>
     <w:p>
       <w:pPr>
-        <w:ind w:left="0" w:firstLine="0"/>
         <w:rPr>
-          <w:rFonts w:ascii="Times New Roman" w:cs="Times New Roman" w:eastAsia="Times New Roman" w:hAnsi="Times New Roman"/>
+          <w:rFonts w:ascii="Times New Roman" w:eastAsia="Times New Roman" w:hAnsi="Times New Roman" w:cs="Times New Roman"/>
           <w:sz w:val="24"/>
           <w:szCs w:val="24"/>
         </w:rPr>
       </w:pPr>
-      <w:r>
-        <w:rPr>
-          <w:rtl w:val="0"/>
-        </w:rPr>
-      </w:r>
     </w:p>
-    <w:p>
-      <w:pPr>
-        <w:rPr/>
-      </w:pPr>
-      <w:r>
-        <w:rPr>
-          <w:rtl w:val="0"/>
-        </w:rPr>
-      </w:r>
-    </w:p>
-    <w:p>
-      <w:pPr>
-        <w:rPr/>
-      </w:pPr>
-      <w:r>
-        <w:rPr>
-          <w:rtl w:val="0"/>
-        </w:rPr>
-      </w:r>
-    </w:p>
-    <w:p>
-      <w:pPr>
-        <w:rPr/>
-      </w:pPr>
-      <w:r>
-        <w:rPr>
-          <w:rtl w:val="0"/>
-        </w:rPr>
-      </w:r>
-    </w:p>
+    <w:p/>
+    <w:p/>
+    <w:p/>
     <w:sectPr>
-      <w:pgSz w:h="15840" w:w="12240" w:orient="portrait"/>
-      <w:pgMar w:bottom="1440" w:top="1440" w:left="1440" w:right="1440" w:header="720" w:footer="720"/>
+      <w:pgSz w:w="12240" w:h="15840"/>
+      <w:pgMar w:top="1440" w:right="1440" w:bottom="1440" w:left="1440" w:header="720" w:footer="720" w:gutter="0"/>
       <w:pgNumType w:start="1"/>
+      <w:cols w:space="720"/>
     </w:sectPr>
   </w:body>
 </w:document>
 </file>
 
 <file path=word/numbering.xml><?xml version="1.0" encoding="utf-8"?>
-<w:numbering xmlns:mc="http://schemas.openxmlformats.org/markup-compatibility/2006" xmlns:o="urn:schemas-microsoft-com:office:office" xmlns:r="http://schemas.openxmlformats.org/officeDocument/2006/relationships" xmlns:m="http://schemas.openxmlformats.org/officeDocument/2006/math" xmlns:v="urn:schemas-microsoft-com:vml" xmlns:wp="http://schemas.openxmlformats.org/drawingml/2006/wordprocessingDrawing" xmlns:w10="urn:schemas-microsoft-com:office:word" xmlns:w="http://schemas.openxmlformats.org/wordprocessingml/2006/main" xmlns:wne="http://schemas.microsoft.com/office/word/2006/wordml" xmlns:sl="http://schemas.openxmlformats.org/schemaLibrary/2006/main" xmlns:a="http://schemas.openxmlformats.org/drawingml/2006/main" xmlns:pic="http://schemas.openxmlformats.org/drawingml/2006/picture" xmlns:c="http://schemas.openxmlformats.org/drawingml/2006/chart" xmlns:lc="http://schemas.openxmlformats.org/drawingml/2006/lockedCanvas" xmlns:dgm="http://schemas.openxmlformats.org/drawingml/2006/diagram" xmlns:wps="http://schemas.microsoft.com/office/word/2010/wordprocessingShape" xmlns:wpg="http://schemas.microsoft.com/office/word/2010/wordprocessingGroup" xmlns:w14="http://schemas.microsoft.com/office/word/2010/wordml" xmlns:w15="http://schemas.microsoft.com/office/word/2012/wordml" xmlns:w16="http://schemas.microsoft.com/office/word/2018/wordml" xmlns:w16cex="http://schemas.microsoft.com/office/word/2018/wordml/cex" xmlns:w16cid="http://schemas.microsoft.com/office/word/2016/wordml/cid" xmlns="http://schemas.microsoft.com/office/tasks/2019/documenttasks" xmlns:cr="http://schemas.microsoft.com/office/comments/2020/reactions">
-  <w:abstractNum w:abstractNumId="1">
+<w:numbering xmlns:wpc="http://schemas.microsoft.com/office/word/2010/wordprocessingCanvas" xmlns:cx="http://schemas.microsoft.com/office/drawing/2014/chartex" xmlns:cx1="http://schemas.microsoft.com/office/drawing/2015/9/8/chartex" xmlns:cx2="http://schemas.microsoft.com/office/drawing/2015/10/21/chartex" xmlns:cx3="http://schemas.microsoft.com/office/drawing/2016/5/9/chartex" xmlns:cx4="http://schemas.microsoft.com/office/drawing/2016/5/10/chartex" xmlns:cx5="http://schemas.microsoft.com/office/drawing/2016/5/11/chartex" xmlns:cx6="http://schemas.microsoft.com/office/drawing/2016/5/12/chartex" xmlns:cx7="http://schemas.microsoft.com/office/drawing/2016/5/13/chartex" xmlns:cx8="http://schemas.microsoft.com/office/drawing/2016/5/14/chartex" xmlns:mc="http://schemas.openxmlformats.org/markup-compatibility/2006" xmlns:aink="http://schemas.microsoft.com/office/drawing/2016/ink" xmlns:am3d="http://schemas.microsoft.com/office/drawing/2017/model3d" xmlns:o="urn:schemas-microsoft-com:office:office" xmlns:oel="http://schemas.microsoft.com/office/2019/extlst" xmlns:r="http://schemas.openxmlformats.org/officeDocument/2006/relationships" xmlns:m="http://schemas.openxmlformats.org/officeDocument/2006/math" xmlns:v="urn:schemas-microsoft-com:vml" xmlns:wp14="http://schemas.microsoft.com/office/word/2010/wordprocessingDrawing" xmlns:wp="http://schemas.openxmlformats.org/drawingml/2006/wordprocessingDrawing" xmlns:w10="urn:schemas-microsoft-com:office:word" xmlns:w="http://schemas.openxmlformats.org/wordprocessingml/2006/main" xmlns:w14="http://schemas.microsoft.com/office/word/2010/wordml" xmlns:w15="http://schemas.microsoft.com/office/word/2012/wordml" xmlns:w16cex="http://schemas.microsoft.com/office/word/2018/wordml/cex" xmlns:w16cid="http://schemas.microsoft.com/office/word/2016/wordml/cid" xmlns:w16="http://schemas.microsoft.com/office/word/2018/wordml" xmlns:w16du="http://schemas.microsoft.com/office/word/2023/wordml/word16du" xmlns:w16sdtdh="http://schemas.microsoft.com/office/word/2020/wordml/sdtdatahash" xmlns:w16sdtfl="http://schemas.microsoft.com/office/word/2024/wordml/sdtformatlock" xmlns:w16se="http://schemas.microsoft.com/office/word/2015/wordml/symex" xmlns:wpg="http://schemas.microsoft.com/office/word/2010/wordprocessingGroup" xmlns:wpi="http://schemas.microsoft.com/office/word/2010/wordprocessingInk" xmlns:wne="http://schemas.microsoft.com/office/word/2006/wordml" xmlns:wps="http://schemas.microsoft.com/office/word/2010/wordprocessingShape" mc:Ignorable="w14 w15 w16se w16cid w16 w16cex w16sdtdh w16sdtfl w16du wp14">
+  <w:abstractNum w:abstractNumId="0" w15:restartNumberingAfterBreak="0">
+    <w:nsid w:val="06E24D81"/>
+    <w:multiLevelType w:val="multilevel"/>
+    <w:tmpl w:val="3432C49A"/>
     <w:lvl w:ilvl="0">
       <w:start w:val="1"/>
       <w:numFmt w:val="bullet"/>
@@ -1397,21 +1792,21 @@
       </w:rPr>
     </w:lvl>
   </w:abstractNum>
-  <w:num w:numId="1">
-    <w:abstractNumId w:val="1"/>
+  <w:num w:numId="1" w16cid:durableId="1047485679">
+    <w:abstractNumId w:val="0"/>
   </w:num>
 </w:numbering>
 </file>
 
 <file path=word/styles.xml><?xml version="1.0" encoding="utf-8"?>
-<w:styles xmlns:mc="http://schemas.openxmlformats.org/markup-compatibility/2006" xmlns:o="urn:schemas-microsoft-com:office:office" xmlns:r="http://schemas.openxmlformats.org/officeDocument/2006/relationships" xmlns:m="http://schemas.openxmlformats.org/officeDocument/2006/math" xmlns:v="urn:schemas-microsoft-com:vml" xmlns:wp="http://schemas.openxmlformats.org/drawingml/2006/wordprocessingDrawing" xmlns:w10="urn:schemas-microsoft-com:office:word" xmlns:w="http://schemas.openxmlformats.org/wordprocessingml/2006/main" xmlns:wne="http://schemas.microsoft.com/office/word/2006/wordml" xmlns:sl="http://schemas.openxmlformats.org/schemaLibrary/2006/main" xmlns:a="http://schemas.openxmlformats.org/drawingml/2006/main" xmlns:pic="http://schemas.openxmlformats.org/drawingml/2006/picture" xmlns:c="http://schemas.openxmlformats.org/drawingml/2006/chart" xmlns:lc="http://schemas.openxmlformats.org/drawingml/2006/lockedCanvas" xmlns:dgm="http://schemas.openxmlformats.org/drawingml/2006/diagram" xmlns:wps="http://schemas.microsoft.com/office/word/2010/wordprocessingShape" xmlns:wpg="http://schemas.microsoft.com/office/word/2010/wordprocessingGroup" xmlns:w14="http://schemas.microsoft.com/office/word/2010/wordml" xmlns:w15="http://schemas.microsoft.com/office/word/2012/wordml" xmlns:w16="http://schemas.microsoft.com/office/word/2018/wordml" xmlns:w16cex="http://schemas.microsoft.com/office/word/2018/wordml/cex" xmlns:w16cid="http://schemas.microsoft.com/office/word/2016/wordml/cid" xmlns="http://schemas.microsoft.com/office/tasks/2019/documenttasks" xmlns:cr="http://schemas.microsoft.com/office/comments/2020/reactions">
+<w:styles xmlns:mc="http://schemas.openxmlformats.org/markup-compatibility/2006" xmlns:r="http://schemas.openxmlformats.org/officeDocument/2006/relationships" xmlns:w="http://schemas.openxmlformats.org/wordprocessingml/2006/main" xmlns:w14="http://schemas.microsoft.com/office/word/2010/wordml" xmlns:w15="http://schemas.microsoft.com/office/word/2012/wordml" xmlns:w16cex="http://schemas.microsoft.com/office/word/2018/wordml/cex" xmlns:w16cid="http://schemas.microsoft.com/office/word/2016/wordml/cid" xmlns:w16="http://schemas.microsoft.com/office/word/2018/wordml" xmlns:w16du="http://schemas.microsoft.com/office/word/2023/wordml/word16du" xmlns:w16sdtdh="http://schemas.microsoft.com/office/word/2020/wordml/sdtdatahash" xmlns:w16sdtfl="http://schemas.microsoft.com/office/word/2024/wordml/sdtformatlock" xmlns:w16se="http://schemas.microsoft.com/office/word/2015/wordml/symex" mc:Ignorable="w14 w15 w16se w16cid w16 w16cex w16sdtdh w16sdtfl w16du">
   <w:docDefaults>
     <w:rPrDefault>
       <w:rPr>
-        <w:rFonts w:ascii="Arial" w:cs="Arial" w:eastAsia="Arial" w:hAnsi="Arial"/>
+        <w:rFonts w:ascii="Arial" w:eastAsia="Arial" w:hAnsi="Arial" w:cs="Arial"/>
         <w:sz w:val="22"/>
         <w:szCs w:val="22"/>
-        <w:lang w:val="en"/>
+        <w:lang w:val="en" w:eastAsia="en-US" w:bidi="ar-SA"/>
       </w:rPr>
     </w:rPrDefault>
     <w:pPrDefault>
@@ -1420,29 +1815,399 @@
       </w:pPr>
     </w:pPrDefault>
   </w:docDefaults>
-  <w:style w:type="table" w:styleId="TableNormal" w:default="1">
-    <w:name w:val="TableNormal"/>
-    <w:tblPr>
-      <w:tblCellMar>
-        <w:top w:w="100.0" w:type="dxa"/>
-        <w:left w:w="100.0" w:type="dxa"/>
-        <w:bottom w:w="100.0" w:type="dxa"/>
-        <w:right w:w="100.0" w:type="dxa"/>
-      </w:tblCellMar>
-    </w:tblPr>
-  </w:style>
-  <w:style w:type="paragraph" w:styleId="Normal" w:default="1">
-    <w:name w:val="normal"/>
+  <w:latentStyles w:defLockedState="0" w:defUIPriority="99" w:defSemiHidden="0" w:defUnhideWhenUsed="0" w:defQFormat="0" w:count="376">
+    <w:lsdException w:name="Normal" w:uiPriority="0" w:qFormat="1"/>
+    <w:lsdException w:name="heading 1" w:uiPriority="9" w:qFormat="1"/>
+    <w:lsdException w:name="heading 2" w:semiHidden="1" w:uiPriority="9" w:unhideWhenUsed="1" w:qFormat="1"/>
+    <w:lsdException w:name="heading 3" w:semiHidden="1" w:uiPriority="9" w:unhideWhenUsed="1" w:qFormat="1"/>
+    <w:lsdException w:name="heading 4" w:semiHidden="1" w:uiPriority="9" w:unhideWhenUsed="1" w:qFormat="1"/>
+    <w:lsdException w:name="heading 5" w:semiHidden="1" w:uiPriority="9" w:unhideWhenUsed="1" w:qFormat="1"/>
+    <w:lsdException w:name="heading 6" w:semiHidden="1" w:uiPriority="9" w:unhideWhenUsed="1" w:qFormat="1"/>
+    <w:lsdException w:name="heading 7" w:semiHidden="1" w:uiPriority="9" w:unhideWhenUsed="1" w:qFormat="1"/>
+    <w:lsdException w:name="heading 8" w:semiHidden="1" w:uiPriority="9" w:unhideWhenUsed="1" w:qFormat="1"/>
+    <w:lsdException w:name="heading 9" w:semiHidden="1" w:uiPriority="9" w:unhideWhenUsed="1" w:qFormat="1"/>
+    <w:lsdException w:name="index 1" w:semiHidden="1" w:unhideWhenUsed="1"/>
+    <w:lsdException w:name="index 2" w:semiHidden="1" w:unhideWhenUsed="1"/>
+    <w:lsdException w:name="index 3" w:semiHidden="1" w:unhideWhenUsed="1"/>
+    <w:lsdException w:name="index 4" w:semiHidden="1" w:unhideWhenUsed="1"/>
+    <w:lsdException w:name="index 5" w:semiHidden="1" w:unhideWhenUsed="1"/>
+    <w:lsdException w:name="index 6" w:semiHidden="1" w:unhideWhenUsed="1"/>
+    <w:lsdException w:name="index 7" w:semiHidden="1" w:unhideWhenUsed="1"/>
+    <w:lsdException w:name="index 8" w:semiHidden="1" w:unhideWhenUsed="1"/>
+    <w:lsdException w:name="index 9" w:semiHidden="1" w:unhideWhenUsed="1"/>
+    <w:lsdException w:name="toc 1" w:semiHidden="1" w:uiPriority="39" w:unhideWhenUsed="1"/>
+    <w:lsdException w:name="toc 2" w:semiHidden="1" w:uiPriority="39" w:unhideWhenUsed="1"/>
+    <w:lsdException w:name="toc 3" w:semiHidden="1" w:uiPriority="39" w:unhideWhenUsed="1"/>
+    <w:lsdException w:name="toc 4" w:semiHidden="1" w:uiPriority="39" w:unhideWhenUsed="1"/>
+    <w:lsdException w:name="toc 5" w:semiHidden="1" w:uiPriority="39" w:unhideWhenUsed="1"/>
+    <w:lsdException w:name="toc 6" w:semiHidden="1" w:uiPriority="39" w:unhideWhenUsed="1"/>
+    <w:lsdException w:name="toc 7" w:semiHidden="1" w:uiPriority="39" w:unhideWhenUsed="1"/>
+    <w:lsdException w:name="toc 8" w:semiHidden="1" w:uiPriority="39" w:unhideWhenUsed="1"/>
+    <w:lsdException w:name="toc 9" w:semiHidden="1" w:uiPriority="39" w:unhideWhenUsed="1"/>
+    <w:lsdException w:name="Normal Indent" w:semiHidden="1" w:unhideWhenUsed="1"/>
+    <w:lsdException w:name="footnote text" w:semiHidden="1" w:unhideWhenUsed="1"/>
+    <w:lsdException w:name="annotation text" w:semiHidden="1" w:unhideWhenUsed="1"/>
+    <w:lsdException w:name="header" w:semiHidden="1" w:unhideWhenUsed="1"/>
+    <w:lsdException w:name="footer" w:semiHidden="1" w:unhideWhenUsed="1"/>
+    <w:lsdException w:name="index heading" w:semiHidden="1" w:unhideWhenUsed="1"/>
+    <w:lsdException w:name="caption" w:semiHidden="1" w:uiPriority="35" w:unhideWhenUsed="1" w:qFormat="1"/>
+    <w:lsdException w:name="table of figures" w:semiHidden="1" w:unhideWhenUsed="1"/>
+    <w:lsdException w:name="envelope address" w:semiHidden="1" w:unhideWhenUsed="1"/>
+    <w:lsdException w:name="envelope return" w:semiHidden="1" w:unhideWhenUsed="1"/>
+    <w:lsdException w:name="footnote reference" w:semiHidden="1" w:unhideWhenUsed="1"/>
+    <w:lsdException w:name="annotation reference" w:semiHidden="1" w:unhideWhenUsed="1"/>
+    <w:lsdException w:name="line number" w:semiHidden="1" w:unhideWhenUsed="1"/>
+    <w:lsdException w:name="page number" w:semiHidden="1" w:unhideWhenUsed="1"/>
+    <w:lsdException w:name="endnote reference" w:semiHidden="1" w:unhideWhenUsed="1"/>
+    <w:lsdException w:name="endnote text" w:semiHidden="1" w:unhideWhenUsed="1"/>
+    <w:lsdException w:name="table of authorities" w:semiHidden="1" w:unhideWhenUsed="1"/>
+    <w:lsdException w:name="macro" w:semiHidden="1" w:unhideWhenUsed="1"/>
+    <w:lsdException w:name="toa heading" w:semiHidden="1" w:unhideWhenUsed="1"/>
+    <w:lsdException w:name="List" w:semiHidden="1" w:unhideWhenUsed="1"/>
+    <w:lsdException w:name="List Bullet" w:semiHidden="1" w:unhideWhenUsed="1"/>
+    <w:lsdException w:name="List Number" w:semiHidden="1" w:unhideWhenUsed="1"/>
+    <w:lsdException w:name="List 2" w:semiHidden="1" w:unhideWhenUsed="1"/>
+    <w:lsdException w:name="List 3" w:semiHidden="1" w:unhideWhenUsed="1"/>
+    <w:lsdException w:name="List 4" w:semiHidden="1" w:unhideWhenUsed="1"/>
+    <w:lsdException w:name="List 5" w:semiHidden="1" w:unhideWhenUsed="1"/>
+    <w:lsdException w:name="List Bullet 2" w:semiHidden="1" w:unhideWhenUsed="1"/>
+    <w:lsdException w:name="List Bullet 3" w:semiHidden="1" w:unhideWhenUsed="1"/>
+    <w:lsdException w:name="List Bullet 4" w:semiHidden="1" w:unhideWhenUsed="1"/>
+    <w:lsdException w:name="List Bullet 5" w:semiHidden="1" w:unhideWhenUsed="1"/>
+    <w:lsdException w:name="List Number 2" w:semiHidden="1" w:unhideWhenUsed="1"/>
+    <w:lsdException w:name="List Number 3" w:semiHidden="1" w:unhideWhenUsed="1"/>
+    <w:lsdException w:name="List Number 4" w:semiHidden="1" w:unhideWhenUsed="1"/>
+    <w:lsdException w:name="List Number 5" w:semiHidden="1" w:unhideWhenUsed="1"/>
+    <w:lsdException w:name="Title" w:uiPriority="10" w:qFormat="1"/>
+    <w:lsdException w:name="Closing" w:semiHidden="1" w:unhideWhenUsed="1"/>
+    <w:lsdException w:name="Signature" w:semiHidden="1" w:unhideWhenUsed="1"/>
+    <w:lsdException w:name="Default Paragraph Font" w:semiHidden="1" w:uiPriority="1" w:unhideWhenUsed="1"/>
+    <w:lsdException w:name="Body Text" w:semiHidden="1" w:unhideWhenUsed="1"/>
+    <w:lsdException w:name="Body Text Indent" w:semiHidden="1" w:unhideWhenUsed="1"/>
+    <w:lsdException w:name="List Continue" w:semiHidden="1" w:unhideWhenUsed="1"/>
+    <w:lsdException w:name="List Continue 2" w:semiHidden="1" w:unhideWhenUsed="1"/>
+    <w:lsdException w:name="List Continue 3" w:semiHidden="1" w:unhideWhenUsed="1"/>
+    <w:lsdException w:name="List Continue 4" w:semiHidden="1" w:unhideWhenUsed="1"/>
+    <w:lsdException w:name="List Continue 5" w:semiHidden="1" w:unhideWhenUsed="1"/>
+    <w:lsdException w:name="Message Header" w:semiHidden="1" w:unhideWhenUsed="1"/>
+    <w:lsdException w:name="Subtitle" w:uiPriority="11" w:qFormat="1"/>
+    <w:lsdException w:name="Salutation" w:semiHidden="1" w:unhideWhenUsed="1"/>
+    <w:lsdException w:name="Date" w:semiHidden="1" w:unhideWhenUsed="1"/>
+    <w:lsdException w:name="Body Text First Indent" w:semiHidden="1" w:unhideWhenUsed="1"/>
+    <w:lsdException w:name="Body Text First Indent 2" w:semiHidden="1" w:unhideWhenUsed="1"/>
+    <w:lsdException w:name="Note Heading" w:semiHidden="1" w:unhideWhenUsed="1"/>
+    <w:lsdException w:name="Body Text 2" w:semiHidden="1" w:unhideWhenUsed="1"/>
+    <w:lsdException w:name="Body Text 3" w:semiHidden="1" w:unhideWhenUsed="1"/>
+    <w:lsdException w:name="Body Text Indent 2" w:semiHidden="1" w:unhideWhenUsed="1"/>
+    <w:lsdException w:name="Body Text Indent 3" w:semiHidden="1" w:unhideWhenUsed="1"/>
+    <w:lsdException w:name="Block Text" w:semiHidden="1" w:unhideWhenUsed="1"/>
+    <w:lsdException w:name="Hyperlink" w:semiHidden="1" w:unhideWhenUsed="1"/>
+    <w:lsdException w:name="FollowedHyperlink" w:semiHidden="1" w:unhideWhenUsed="1"/>
+    <w:lsdException w:name="Strong" w:uiPriority="22" w:qFormat="1"/>
+    <w:lsdException w:name="Emphasis" w:uiPriority="20" w:qFormat="1"/>
+    <w:lsdException w:name="Document Map" w:semiHidden="1" w:unhideWhenUsed="1"/>
+    <w:lsdException w:name="Plain Text" w:semiHidden="1" w:unhideWhenUsed="1"/>
+    <w:lsdException w:name="E-mail Signature" w:semiHidden="1" w:unhideWhenUsed="1"/>
+    <w:lsdException w:name="HTML Top of Form" w:semiHidden="1" w:unhideWhenUsed="1"/>
+    <w:lsdException w:name="HTML Bottom of Form" w:semiHidden="1" w:unhideWhenUsed="1"/>
+    <w:lsdException w:name="Normal (Web)" w:semiHidden="1" w:unhideWhenUsed="1"/>
+    <w:lsdException w:name="HTML Acronym" w:semiHidden="1" w:unhideWhenUsed="1"/>
+    <w:lsdException w:name="HTML Address" w:semiHidden="1" w:unhideWhenUsed="1"/>
+    <w:lsdException w:name="HTML Cite" w:semiHidden="1" w:unhideWhenUsed="1"/>
+    <w:lsdException w:name="HTML Code" w:semiHidden="1" w:unhideWhenUsed="1"/>
+    <w:lsdException w:name="HTML Definition" w:semiHidden="1" w:unhideWhenUsed="1"/>
+    <w:lsdException w:name="HTML Keyboard" w:semiHidden="1" w:unhideWhenUsed="1"/>
+    <w:lsdException w:name="HTML Preformatted" w:semiHidden="1" w:unhideWhenUsed="1"/>
+    <w:lsdException w:name="HTML Sample" w:semiHidden="1" w:unhideWhenUsed="1"/>
+    <w:lsdException w:name="HTML Typewriter" w:semiHidden="1" w:unhideWhenUsed="1"/>
+    <w:lsdException w:name="HTML Variable" w:semiHidden="1" w:unhideWhenUsed="1"/>
+    <w:lsdException w:name="Normal Table" w:semiHidden="1" w:unhideWhenUsed="1"/>
+    <w:lsdException w:name="annotation subject" w:semiHidden="1" w:unhideWhenUsed="1"/>
+    <w:lsdException w:name="No List" w:semiHidden="1" w:unhideWhenUsed="1"/>
+    <w:lsdException w:name="Outline List 1" w:semiHidden="1" w:unhideWhenUsed="1"/>
+    <w:lsdException w:name="Outline List 2" w:semiHidden="1" w:unhideWhenUsed="1"/>
+    <w:lsdException w:name="Outline List 3" w:semiHidden="1" w:unhideWhenUsed="1"/>
+    <w:lsdException w:name="Table Simple 1" w:semiHidden="1" w:unhideWhenUsed="1"/>
+    <w:lsdException w:name="Table Simple 2" w:semiHidden="1" w:unhideWhenUsed="1"/>
+    <w:lsdException w:name="Table Simple 3" w:semiHidden="1" w:unhideWhenUsed="1"/>
+    <w:lsdException w:name="Table Classic 1" w:semiHidden="1" w:unhideWhenUsed="1"/>
+    <w:lsdException w:name="Table Classic 2" w:semiHidden="1" w:unhideWhenUsed="1"/>
+    <w:lsdException w:name="Table Classic 3" w:semiHidden="1" w:unhideWhenUsed="1"/>
+    <w:lsdException w:name="Table Classic 4" w:semiHidden="1" w:unhideWhenUsed="1"/>
+    <w:lsdException w:name="Table Colorful 1" w:semiHidden="1" w:unhideWhenUsed="1"/>
+    <w:lsdException w:name="Table Colorful 2" w:semiHidden="1" w:unhideWhenUsed="1"/>
+    <w:lsdException w:name="Table Colorful 3" w:semiHidden="1" w:unhideWhenUsed="1"/>
+    <w:lsdException w:name="Table Columns 1" w:semiHidden="1" w:unhideWhenUsed="1"/>
+    <w:lsdException w:name="Table Columns 2" w:semiHidden="1" w:unhideWhenUsed="1"/>
+    <w:lsdException w:name="Table Columns 3" w:semiHidden="1" w:unhideWhenUsed="1"/>
+    <w:lsdException w:name="Table Columns 4" w:semiHidden="1" w:unhideWhenUsed="1"/>
+    <w:lsdException w:name="Table Columns 5" w:semiHidden="1" w:unhideWhenUsed="1"/>
+    <w:lsdException w:name="Table Grid 1" w:semiHidden="1" w:unhideWhenUsed="1"/>
+    <w:lsdException w:name="Table Grid 2" w:semiHidden="1" w:unhideWhenUsed="1"/>
+    <w:lsdException w:name="Table Grid 3" w:semiHidden="1" w:unhideWhenUsed="1"/>
+    <w:lsdException w:name="Table Grid 4" w:semiHidden="1" w:unhideWhenUsed="1"/>
+    <w:lsdException w:name="Table Grid 5" w:semiHidden="1" w:unhideWhenUsed="1"/>
+    <w:lsdException w:name="Table Grid 6" w:semiHidden="1" w:unhideWhenUsed="1"/>
+    <w:lsdException w:name="Table Grid 7" w:semiHidden="1" w:unhideWhenUsed="1"/>
+    <w:lsdException w:name="Table Grid 8" w:semiHidden="1" w:unhideWhenUsed="1"/>
+    <w:lsdException w:name="Table List 1" w:semiHidden="1" w:unhideWhenUsed="1"/>
+    <w:lsdException w:name="Table List 2" w:semiHidden="1" w:unhideWhenUsed="1"/>
+    <w:lsdException w:name="Table List 3" w:semiHidden="1" w:unhideWhenUsed="1"/>
+    <w:lsdException w:name="Table List 4" w:semiHidden="1" w:unhideWhenUsed="1"/>
+    <w:lsdException w:name="Table List 5" w:semiHidden="1" w:unhideWhenUsed="1"/>
+    <w:lsdException w:name="Table List 6" w:semiHidden="1" w:unhideWhenUsed="1"/>
+    <w:lsdException w:name="Table List 7" w:semiHidden="1" w:unhideWhenUsed="1"/>
+    <w:lsdException w:name="Table List 8" w:semiHidden="1" w:unhideWhenUsed="1"/>
+    <w:lsdException w:name="Table 3D effects 1" w:semiHidden="1" w:unhideWhenUsed="1"/>
+    <w:lsdException w:name="Table 3D effects 2" w:semiHidden="1" w:unhideWhenUsed="1"/>
+    <w:lsdException w:name="Table 3D effects 3" w:semiHidden="1" w:unhideWhenUsed="1"/>
+    <w:lsdException w:name="Table Contemporary" w:semiHidden="1" w:unhideWhenUsed="1"/>
+    <w:lsdException w:name="Table Elegant" w:semiHidden="1" w:unhideWhenUsed="1"/>
+    <w:lsdException w:name="Table Professional" w:semiHidden="1" w:unhideWhenUsed="1"/>
+    <w:lsdException w:name="Table Subtle 1" w:semiHidden="1" w:unhideWhenUsed="1"/>
+    <w:lsdException w:name="Table Subtle 2" w:semiHidden="1" w:unhideWhenUsed="1"/>
+    <w:lsdException w:name="Table Web 1" w:semiHidden="1" w:unhideWhenUsed="1"/>
+    <w:lsdException w:name="Table Web 2" w:semiHidden="1" w:unhideWhenUsed="1"/>
+    <w:lsdException w:name="Table Web 3" w:semiHidden="1" w:unhideWhenUsed="1"/>
+    <w:lsdException w:name="Balloon Text" w:semiHidden="1" w:unhideWhenUsed="1"/>
+    <w:lsdException w:name="Table Grid" w:uiPriority="39"/>
+    <w:lsdException w:name="Table Theme" w:semiHidden="1" w:unhideWhenUsed="1"/>
+    <w:lsdException w:name="Placeholder Text" w:semiHidden="1"/>
+    <w:lsdException w:name="No Spacing" w:uiPriority="1" w:qFormat="1"/>
+    <w:lsdException w:name="Light Shading" w:uiPriority="60"/>
+    <w:lsdException w:name="Light List" w:uiPriority="61"/>
+    <w:lsdException w:name="Light Grid" w:uiPriority="62"/>
+    <w:lsdException w:name="Medium Shading 1" w:uiPriority="63"/>
+    <w:lsdException w:name="Medium Shading 2" w:uiPriority="64"/>
+    <w:lsdException w:name="Medium List 1" w:uiPriority="65"/>
+    <w:lsdException w:name="Medium List 2" w:uiPriority="66"/>
+    <w:lsdException w:name="Medium Grid 1" w:uiPriority="67"/>
+    <w:lsdException w:name="Medium Grid 2" w:uiPriority="68"/>
+    <w:lsdException w:name="Medium Grid 3" w:uiPriority="69"/>
+    <w:lsdException w:name="Dark List" w:uiPriority="70"/>
+    <w:lsdException w:name="Colorful Shading" w:uiPriority="71"/>
+    <w:lsdException w:name="Colorful List" w:uiPriority="72"/>
+    <w:lsdException w:name="Colorful Grid" w:uiPriority="73"/>
+    <w:lsdException w:name="Light Shading Accent 1" w:uiPriority="60"/>
+    <w:lsdException w:name="Light List Accent 1" w:uiPriority="61"/>
+    <w:lsdException w:name="Light Grid Accent 1" w:uiPriority="62"/>
+    <w:lsdException w:name="Medium Shading 1 Accent 1" w:uiPriority="63"/>
+    <w:lsdException w:name="Medium Shading 2 Accent 1" w:uiPriority="64"/>
+    <w:lsdException w:name="Medium List 1 Accent 1" w:uiPriority="65"/>
+    <w:lsdException w:name="Revision" w:semiHidden="1"/>
+    <w:lsdException w:name="List Paragraph" w:uiPriority="34" w:qFormat="1"/>
+    <w:lsdException w:name="Quote" w:uiPriority="29" w:qFormat="1"/>
+    <w:lsdException w:name="Intense Quote" w:uiPriority="30" w:qFormat="1"/>
+    <w:lsdException w:name="Medium List 2 Accent 1" w:uiPriority="66"/>
+    <w:lsdException w:name="Medium Grid 1 Accent 1" w:uiPriority="67"/>
+    <w:lsdException w:name="Medium Grid 2 Accent 1" w:uiPriority="68"/>
+    <w:lsdException w:name="Medium Grid 3 Accent 1" w:uiPriority="69"/>
+    <w:lsdException w:name="Dark List Accent 1" w:uiPriority="70"/>
+    <w:lsdException w:name="Colorful Shading Accent 1" w:uiPriority="71"/>
+    <w:lsdException w:name="Colorful List Accent 1" w:uiPriority="72"/>
+    <w:lsdException w:name="Colorful Grid Accent 1" w:uiPriority="73"/>
+    <w:lsdException w:name="Light Shading Accent 2" w:uiPriority="60"/>
+    <w:lsdException w:name="Light List Accent 2" w:uiPriority="61"/>
+    <w:lsdException w:name="Light Grid Accent 2" w:uiPriority="62"/>
+    <w:lsdException w:name="Medium Shading 1 Accent 2" w:uiPriority="63"/>
+    <w:lsdException w:name="Medium Shading 2 Accent 2" w:uiPriority="64"/>
+    <w:lsdException w:name="Medium List 1 Accent 2" w:uiPriority="65"/>
+    <w:lsdException w:name="Medium List 2 Accent 2" w:uiPriority="66"/>
+    <w:lsdException w:name="Medium Grid 1 Accent 2" w:uiPriority="67"/>
+    <w:lsdException w:name="Medium Grid 2 Accent 2" w:uiPriority="68"/>
+    <w:lsdException w:name="Medium Grid 3 Accent 2" w:uiPriority="69"/>
+    <w:lsdException w:name="Dark List Accent 2" w:uiPriority="70"/>
+    <w:lsdException w:name="Colorful Shading Accent 2" w:uiPriority="71"/>
+    <w:lsdException w:name="Colorful List Accent 2" w:uiPriority="72"/>
+    <w:lsdException w:name="Colorful Grid Accent 2" w:uiPriority="73"/>
+    <w:lsdException w:name="Light Shading Accent 3" w:uiPriority="60"/>
+    <w:lsdException w:name="Light List Accent 3" w:uiPriority="61"/>
+    <w:lsdException w:name="Light Grid Accent 3" w:uiPriority="62"/>
+    <w:lsdException w:name="Medium Shading 1 Accent 3" w:uiPriority="63"/>
+    <w:lsdException w:name="Medium Shading 2 Accent 3" w:uiPriority="64"/>
+    <w:lsdException w:name="Medium List 1 Accent 3" w:uiPriority="65"/>
+    <w:lsdException w:name="Medium List 2 Accent 3" w:uiPriority="66"/>
+    <w:lsdException w:name="Medium Grid 1 Accent 3" w:uiPriority="67"/>
+    <w:lsdException w:name="Medium Grid 2 Accent 3" w:uiPriority="68"/>
+    <w:lsdException w:name="Medium Grid 3 Accent 3" w:uiPriority="69"/>
+    <w:lsdException w:name="Dark List Accent 3" w:uiPriority="70"/>
+    <w:lsdException w:name="Colorful Shading Accent 3" w:uiPriority="71"/>
+    <w:lsdException w:name="Colorful List Accent 3" w:uiPriority="72"/>
+    <w:lsdException w:name="Colorful Grid Accent 3" w:uiPriority="73"/>
+    <w:lsdException w:name="Light Shading Accent 4" w:uiPriority="60"/>
+    <w:lsdException w:name="Light List Accent 4" w:uiPriority="61"/>
+    <w:lsdException w:name="Light Grid Accent 4" w:uiPriority="62"/>
+    <w:lsdException w:name="Medium Shading 1 Accent 4" w:uiPriority="63"/>
+    <w:lsdException w:name="Medium Shading 2 Accent 4" w:uiPriority="64"/>
+    <w:lsdException w:name="Medium List 1 Accent 4" w:uiPriority="65"/>
+    <w:lsdException w:name="Medium List 2 Accent 4" w:uiPriority="66"/>
+    <w:lsdException w:name="Medium Grid 1 Accent 4" w:uiPriority="67"/>
+    <w:lsdException w:name="Medium Grid 2 Accent 4" w:uiPriority="68"/>
+    <w:lsdException w:name="Medium Grid 3 Accent 4" w:uiPriority="69"/>
+    <w:lsdException w:name="Dark List Accent 4" w:uiPriority="70"/>
+    <w:lsdException w:name="Colorful Shading Accent 4" w:uiPriority="71"/>
+    <w:lsdException w:name="Colorful List Accent 4" w:uiPriority="72"/>
+    <w:lsdException w:name="Colorful Grid Accent 4" w:uiPriority="73"/>
+    <w:lsdException w:name="Light Shading Accent 5" w:uiPriority="60"/>
+    <w:lsdException w:name="Light List Accent 5" w:uiPriority="61"/>
+    <w:lsdException w:name="Light Grid Accent 5" w:uiPriority="62"/>
+    <w:lsdException w:name="Medium Shading 1 Accent 5" w:uiPriority="63"/>
+    <w:lsdException w:name="Medium Shading 2 Accent 5" w:uiPriority="64"/>
+    <w:lsdException w:name="Medium List 1 Accent 5" w:uiPriority="65"/>
+    <w:lsdException w:name="Medium List 2 Accent 5" w:uiPriority="66"/>
+    <w:lsdException w:name="Medium Grid 1 Accent 5" w:uiPriority="67"/>
+    <w:lsdException w:name="Medium Grid 2 Accent 5" w:uiPriority="68"/>
+    <w:lsdException w:name="Medium Grid 3 Accent 5" w:uiPriority="69"/>
+    <w:lsdException w:name="Dark List Accent 5" w:uiPriority="70"/>
+    <w:lsdException w:name="Colorful Shading Accent 5" w:uiPriority="71"/>
+    <w:lsdException w:name="Colorful List Accent 5" w:uiPriority="72"/>
+    <w:lsdException w:name="Colorful Grid Accent 5" w:uiPriority="73"/>
+    <w:lsdException w:name="Light Shading Accent 6" w:uiPriority="60"/>
+    <w:lsdException w:name="Light List Accent 6" w:uiPriority="61"/>
+    <w:lsdException w:name="Light Grid Accent 6" w:uiPriority="62"/>
+    <w:lsdException w:name="Medium Shading 1 Accent 6" w:uiPriority="63"/>
+    <w:lsdException w:name="Medium Shading 2 Accent 6" w:uiPriority="64"/>
+    <w:lsdException w:name="Medium List 1 Accent 6" w:uiPriority="65"/>
+    <w:lsdException w:name="Medium List 2 Accent 6" w:uiPriority="66"/>
+    <w:lsdException w:name="Medium Grid 1 Accent 6" w:uiPriority="67"/>
+    <w:lsdException w:name="Medium Grid 2 Accent 6" w:uiPriority="68"/>
+    <w:lsdException w:name="Medium Grid 3 Accent 6" w:uiPriority="69"/>
+    <w:lsdException w:name="Dark List Accent 6" w:uiPriority="70"/>
+    <w:lsdException w:name="Colorful Shading Accent 6" w:uiPriority="71"/>
+    <w:lsdException w:name="Colorful List Accent 6" w:uiPriority="72"/>
+    <w:lsdException w:name="Colorful Grid Accent 6" w:uiPriority="73"/>
+    <w:lsdException w:name="Subtle Emphasis" w:uiPriority="19" w:qFormat="1"/>
+    <w:lsdException w:name="Intense Emphasis" w:uiPriority="21" w:qFormat="1"/>
+    <w:lsdException w:name="Subtle Reference" w:uiPriority="31" w:qFormat="1"/>
+    <w:lsdException w:name="Intense Reference" w:uiPriority="32" w:qFormat="1"/>
+    <w:lsdException w:name="Book Title" w:uiPriority="33" w:qFormat="1"/>
+    <w:lsdException w:name="Bibliography" w:semiHidden="1" w:uiPriority="37" w:unhideWhenUsed="1"/>
+    <w:lsdException w:name="TOC Heading" w:semiHidden="1" w:uiPriority="39" w:unhideWhenUsed="1" w:qFormat="1"/>
+    <w:lsdException w:name="Plain Table 1" w:uiPriority="41"/>
+    <w:lsdException w:name="Plain Table 2" w:uiPriority="42"/>
+    <w:lsdException w:name="Plain Table 3" w:uiPriority="43"/>
+    <w:lsdException w:name="Plain Table 4" w:uiPriority="44"/>
+    <w:lsdException w:name="Plain Table 5" w:uiPriority="45"/>
+    <w:lsdException w:name="Grid Table Light" w:uiPriority="40"/>
+    <w:lsdException w:name="Grid Table 1 Light" w:uiPriority="46"/>
+    <w:lsdException w:name="Grid Table 2" w:uiPriority="47"/>
+    <w:lsdException w:name="Grid Table 3" w:uiPriority="48"/>
+    <w:lsdException w:name="Grid Table 4" w:uiPriority="49"/>
+    <w:lsdException w:name="Grid Table 5 Dark" w:uiPriority="50"/>
+    <w:lsdException w:name="Grid Table 6 Colorful" w:uiPriority="51"/>
+    <w:lsdException w:name="Grid Table 7 Colorful" w:uiPriority="52"/>
+    <w:lsdException w:name="Grid Table 1 Light Accent 1" w:uiPriority="46"/>
+    <w:lsdException w:name="Grid Table 2 Accent 1" w:uiPriority="47"/>
+    <w:lsdException w:name="Grid Table 3 Accent 1" w:uiPriority="48"/>
+    <w:lsdException w:name="Grid Table 4 Accent 1" w:uiPriority="49"/>
+    <w:lsdException w:name="Grid Table 5 Dark Accent 1" w:uiPriority="50"/>
+    <w:lsdException w:name="Grid Table 6 Colorful Accent 1" w:uiPriority="51"/>
+    <w:lsdException w:name="Grid Table 7 Colorful Accent 1" w:uiPriority="52"/>
+    <w:lsdException w:name="Grid Table 1 Light Accent 2" w:uiPriority="46"/>
+    <w:lsdException w:name="Grid Table 2 Accent 2" w:uiPriority="47"/>
+    <w:lsdException w:name="Grid Table 3 Accent 2" w:uiPriority="48"/>
+    <w:lsdException w:name="Grid Table 4 Accent 2" w:uiPriority="49"/>
+    <w:lsdException w:name="Grid Table 5 Dark Accent 2" w:uiPriority="50"/>
+    <w:lsdException w:name="Grid Table 6 Colorful Accent 2" w:uiPriority="51"/>
+    <w:lsdException w:name="Grid Table 7 Colorful Accent 2" w:uiPriority="52"/>
+    <w:lsdException w:name="Grid Table 1 Light Accent 3" w:uiPriority="46"/>
+    <w:lsdException w:name="Grid Table 2 Accent 3" w:uiPriority="47"/>
+    <w:lsdException w:name="Grid Table 3 Accent 3" w:uiPriority="48"/>
+    <w:lsdException w:name="Grid Table 4 Accent 3" w:uiPriority="49"/>
+    <w:lsdException w:name="Grid Table 5 Dark Accent 3" w:uiPriority="50"/>
+    <w:lsdException w:name="Grid Table 6 Colorful Accent 3" w:uiPriority="51"/>
+    <w:lsdException w:name="Grid Table 7 Colorful Accent 3" w:uiPriority="52"/>
+    <w:lsdException w:name="Grid Table 1 Light Accent 4" w:uiPriority="46"/>
+    <w:lsdException w:name="Grid Table 2 Accent 4" w:uiPriority="47"/>
+    <w:lsdException w:name="Grid Table 3 Accent 4" w:uiPriority="48"/>
+    <w:lsdException w:name="Grid Table 4 Accent 4" w:uiPriority="49"/>
+    <w:lsdException w:name="Grid Table 5 Dark Accent 4" w:uiPriority="50"/>
+    <w:lsdException w:name="Grid Table 6 Colorful Accent 4" w:uiPriority="51"/>
+    <w:lsdException w:name="Grid Table 7 Colorful Accent 4" w:uiPriority="52"/>
+    <w:lsdException w:name="Grid Table 1 Light Accent 5" w:uiPriority="46"/>
+    <w:lsdException w:name="Grid Table 2 Accent 5" w:uiPriority="47"/>
+    <w:lsdException w:name="Grid Table 3 Accent 5" w:uiPriority="48"/>
+    <w:lsdException w:name="Grid Table 4 Accent 5" w:uiPriority="49"/>
+    <w:lsdException w:name="Grid Table 5 Dark Accent 5" w:uiPriority="50"/>
+    <w:lsdException w:name="Grid Table 6 Colorful Accent 5" w:uiPriority="51"/>
+    <w:lsdException w:name="Grid Table 7 Colorful Accent 5" w:uiPriority="52"/>
+    <w:lsdException w:name="Grid Table 1 Light Accent 6" w:uiPriority="46"/>
+    <w:lsdException w:name="Grid Table 2 Accent 6" w:uiPriority="47"/>
+    <w:lsdException w:name="Grid Table 3 Accent 6" w:uiPriority="48"/>
+    <w:lsdException w:name="Grid Table 4 Accent 6" w:uiPriority="49"/>
+    <w:lsdException w:name="Grid Table 5 Dark Accent 6" w:uiPriority="50"/>
+    <w:lsdException w:name="Grid Table 6 Colorful Accent 6" w:uiPriority="51"/>
+    <w:lsdException w:name="Grid Table 7 Colorful Accent 6" w:uiPriority="52"/>
+    <w:lsdException w:name="List Table 1 Light" w:uiPriority="46"/>
+    <w:lsdException w:name="List Table 2" w:uiPriority="47"/>
+    <w:lsdException w:name="List Table 3" w:uiPriority="48"/>
+    <w:lsdException w:name="List Table 4" w:uiPriority="49"/>
+    <w:lsdException w:name="List Table 5 Dark" w:uiPriority="50"/>
+    <w:lsdException w:name="List Table 6 Colorful" w:uiPriority="51"/>
+    <w:lsdException w:name="List Table 7 Colorful" w:uiPriority="52"/>
+    <w:lsdException w:name="List Table 1 Light Accent 1" w:uiPriority="46"/>
+    <w:lsdException w:name="List Table 2 Accent 1" w:uiPriority="47"/>
+    <w:lsdException w:name="List Table 3 Accent 1" w:uiPriority="48"/>
+    <w:lsdException w:name="List Table 4 Accent 1" w:uiPriority="49"/>
+    <w:lsdException w:name="List Table 5 Dark Accent 1" w:uiPriority="50"/>
+    <w:lsdException w:name="List Table 6 Colorful Accent 1" w:uiPriority="51"/>
+    <w:lsdException w:name="List Table 7 Colorful Accent 1" w:uiPriority="52"/>
+    <w:lsdException w:name="List Table 1 Light Accent 2" w:uiPriority="46"/>
+    <w:lsdException w:name="List Table 2 Accent 2" w:uiPriority="47"/>
+    <w:lsdException w:name="List Table 3 Accent 2" w:uiPriority="48"/>
+    <w:lsdException w:name="List Table 4 Accent 2" w:uiPriority="49"/>
+    <w:lsdException w:name="List Table 5 Dark Accent 2" w:uiPriority="50"/>
+    <w:lsdException w:name="List Table 6 Colorful Accent 2" w:uiPriority="51"/>
+    <w:lsdException w:name="List Table 7 Colorful Accent 2" w:uiPriority="52"/>
+    <w:lsdException w:name="List Table 1 Light Accent 3" w:uiPriority="46"/>
+    <w:lsdException w:name="List Table 2 Accent 3" w:uiPriority="47"/>
+    <w:lsdException w:name="List Table 3 Accent 3" w:uiPriority="48"/>
+    <w:lsdException w:name="List Table 4 Accent 3" w:uiPriority="49"/>
+    <w:lsdException w:name="List Table 5 Dark Accent 3" w:uiPriority="50"/>
+    <w:lsdException w:name="List Table 6 Colorful Accent 3" w:uiPriority="51"/>
+    <w:lsdException w:name="List Table 7 Colorful Accent 3" w:uiPriority="52"/>
+    <w:lsdException w:name="List Table 1 Light Accent 4" w:uiPriority="46"/>
+    <w:lsdException w:name="List Table 2 Accent 4" w:uiPriority="47"/>
+    <w:lsdException w:name="List Table 3 Accent 4" w:uiPriority="48"/>
+    <w:lsdException w:name="List Table 4 Accent 4" w:uiPriority="49"/>
+    <w:lsdException w:name="List Table 5 Dark Accent 4" w:uiPriority="50"/>
+    <w:lsdException w:name="List Table 6 Colorful Accent 4" w:uiPriority="51"/>
+    <w:lsdException w:name="List Table 7 Colorful Accent 4" w:uiPriority="52"/>
+    <w:lsdException w:name="List Table 1 Light Accent 5" w:uiPriority="46"/>
+    <w:lsdException w:name="List Table 2 Accent 5" w:uiPriority="47"/>
+    <w:lsdException w:name="List Table 3 Accent 5" w:uiPriority="48"/>
+    <w:lsdException w:name="List Table 4 Accent 5" w:uiPriority="49"/>
+    <w:lsdException w:name="List Table 5 Dark Accent 5" w:uiPriority="50"/>
+    <w:lsdException w:name="List Table 6 Colorful Accent 5" w:uiPriority="51"/>
+    <w:lsdException w:name="List Table 7 Colorful Accent 5" w:uiPriority="52"/>
+    <w:lsdException w:name="List Table 1 Light Accent 6" w:uiPriority="46"/>
+    <w:lsdException w:name="List Table 2 Accent 6" w:uiPriority="47"/>
+    <w:lsdException w:name="List Table 3 Accent 6" w:uiPriority="48"/>
+    <w:lsdException w:name="List Table 4 Accent 6" w:uiPriority="49"/>
+    <w:lsdException w:name="List Table 5 Dark Accent 6" w:uiPriority="50"/>
+    <w:lsdException w:name="List Table 6 Colorful Accent 6" w:uiPriority="51"/>
+    <w:lsdException w:name="List Table 7 Colorful Accent 6" w:uiPriority="52"/>
+    <w:lsdException w:name="Mention" w:semiHidden="1" w:unhideWhenUsed="1"/>
+    <w:lsdException w:name="Smart Hyperlink" w:semiHidden="1" w:unhideWhenUsed="1"/>
+    <w:lsdException w:name="Hashtag" w:semiHidden="1" w:unhideWhenUsed="1"/>
+    <w:lsdException w:name="Unresolved Mention" w:semiHidden="1" w:unhideWhenUsed="1"/>
+    <w:lsdException w:name="Smart Link" w:semiHidden="1" w:unhideWhenUsed="1"/>
+  </w:latentStyles>
+  <w:style w:type="paragraph" w:default="1" w:styleId="Normal">
+    <w:name w:val="Normal"/>
+    <w:qFormat/>
   </w:style>
   <w:style w:type="paragraph" w:styleId="Heading1">
     <w:name w:val="heading 1"/>
     <w:basedOn w:val="Normal"/>
     <w:next w:val="Normal"/>
+    <w:uiPriority w:val="9"/>
+    <w:qFormat/>
     <w:pPr>
-      <w:keepNext w:val="1"/>
-      <w:keepLines w:val="1"/>
-      <w:pageBreakBefore w:val="0"/>
-      <w:spacing w:after="120" w:before="400" w:lineRule="auto"/>
+      <w:keepNext/>
+      <w:keepLines/>
+      <w:spacing w:before="400" w:after="120"/>
+      <w:outlineLvl w:val="0"/>
     </w:pPr>
     <w:rPr>
       <w:sz w:val="40"/>
@@ -1453,15 +2218,17 @@
     <w:name w:val="heading 2"/>
     <w:basedOn w:val="Normal"/>
     <w:next w:val="Normal"/>
+    <w:uiPriority w:val="9"/>
+    <w:semiHidden/>
+    <w:unhideWhenUsed/>
+    <w:qFormat/>
     <w:pPr>
-      <w:keepNext w:val="1"/>
-      <w:keepLines w:val="1"/>
-      <w:pageBreakBefore w:val="0"/>
-      <w:spacing w:after="120" w:before="360" w:lineRule="auto"/>
+      <w:keepNext/>
+      <w:keepLines/>
+      <w:spacing w:before="360" w:after="120"/>
+      <w:outlineLvl w:val="1"/>
     </w:pPr>
     <w:rPr>
-      <w:b w:val="0"/>
-      <w:bCs w:val="0"/>
       <w:sz w:val="32"/>
       <w:szCs w:val="32"/>
     </w:rPr>
@@ -1470,15 +2237,17 @@
     <w:name w:val="heading 3"/>
     <w:basedOn w:val="Normal"/>
     <w:next w:val="Normal"/>
+    <w:uiPriority w:val="9"/>
+    <w:semiHidden/>
+    <w:unhideWhenUsed/>
+    <w:qFormat/>
     <w:pPr>
-      <w:keepNext w:val="1"/>
-      <w:keepLines w:val="1"/>
-      <w:pageBreakBefore w:val="0"/>
-      <w:spacing w:after="80" w:before="320" w:lineRule="auto"/>
+      <w:keepNext/>
+      <w:keepLines/>
+      <w:spacing w:before="320" w:after="80"/>
+      <w:outlineLvl w:val="2"/>
     </w:pPr>
     <w:rPr>
-      <w:b w:val="0"/>
-      <w:bCs w:val="0"/>
       <w:color w:val="434343"/>
       <w:sz w:val="28"/>
       <w:szCs w:val="28"/>
@@ -1488,11 +2257,15 @@
     <w:name w:val="heading 4"/>
     <w:basedOn w:val="Normal"/>
     <w:next w:val="Normal"/>
+    <w:uiPriority w:val="9"/>
+    <w:semiHidden/>
+    <w:unhideWhenUsed/>
+    <w:qFormat/>
     <w:pPr>
-      <w:keepNext w:val="1"/>
-      <w:keepLines w:val="1"/>
-      <w:pageBreakBefore w:val="0"/>
-      <w:spacing w:after="80" w:before="280" w:lineRule="auto"/>
+      <w:keepNext/>
+      <w:keepLines/>
+      <w:spacing w:before="280" w:after="80"/>
+      <w:outlineLvl w:val="3"/>
     </w:pPr>
     <w:rPr>
       <w:color w:val="666666"/>
@@ -1504,45 +2277,88 @@
     <w:name w:val="heading 5"/>
     <w:basedOn w:val="Normal"/>
     <w:next w:val="Normal"/>
+    <w:uiPriority w:val="9"/>
+    <w:semiHidden/>
+    <w:unhideWhenUsed/>
+    <w:qFormat/>
     <w:pPr>
-      <w:keepNext w:val="1"/>
-      <w:keepLines w:val="1"/>
-      <w:pageBreakBefore w:val="0"/>
-      <w:spacing w:after="80" w:before="240" w:lineRule="auto"/>
+      <w:keepNext/>
+      <w:keepLines/>
+      <w:spacing w:before="240" w:after="80"/>
+      <w:outlineLvl w:val="4"/>
     </w:pPr>
     <w:rPr>
       <w:color w:val="666666"/>
-      <w:sz w:val="22"/>
-      <w:szCs w:val="22"/>
     </w:rPr>
   </w:style>
   <w:style w:type="paragraph" w:styleId="Heading6">
     <w:name w:val="heading 6"/>
     <w:basedOn w:val="Normal"/>
     <w:next w:val="Normal"/>
+    <w:uiPriority w:val="9"/>
+    <w:semiHidden/>
+    <w:unhideWhenUsed/>
+    <w:qFormat/>
     <w:pPr>
-      <w:keepNext w:val="1"/>
-      <w:keepLines w:val="1"/>
-      <w:pageBreakBefore w:val="0"/>
-      <w:spacing w:after="80" w:before="240" w:lineRule="auto"/>
+      <w:keepNext/>
+      <w:keepLines/>
+      <w:spacing w:before="240" w:after="80"/>
+      <w:outlineLvl w:val="5"/>
     </w:pPr>
     <w:rPr>
-      <w:i w:val="1"/>
-      <w:iCs w:val="1"/>
+      <w:i/>
+      <w:iCs/>
       <w:color w:val="666666"/>
-      <w:sz w:val="22"/>
-      <w:szCs w:val="22"/>
     </w:rPr>
+  </w:style>
+  <w:style w:type="character" w:default="1" w:styleId="DefaultParagraphFont">
+    <w:name w:val="Default Paragraph Font"/>
+    <w:uiPriority w:val="1"/>
+    <w:semiHidden/>
+    <w:unhideWhenUsed/>
+  </w:style>
+  <w:style w:type="table" w:default="1" w:styleId="TableNormal">
+    <w:name w:val="Normal Table"/>
+    <w:uiPriority w:val="99"/>
+    <w:semiHidden/>
+    <w:unhideWhenUsed/>
+    <w:tblPr>
+      <w:tblInd w:w="0" w:type="dxa"/>
+      <w:tblCellMar>
+        <w:top w:w="0" w:type="dxa"/>
+        <w:left w:w="108" w:type="dxa"/>
+        <w:bottom w:w="0" w:type="dxa"/>
+        <w:right w:w="108" w:type="dxa"/>
+      </w:tblCellMar>
+    </w:tblPr>
+  </w:style>
+  <w:style w:type="numbering" w:default="1" w:styleId="NoList">
+    <w:name w:val="No List"/>
+    <w:uiPriority w:val="99"/>
+    <w:semiHidden/>
+    <w:unhideWhenUsed/>
+  </w:style>
+  <w:style w:type="table" w:customStyle="1" w:styleId="TableNormal0">
+    <w:name w:val="TableNormal"/>
+    <w:tblPr>
+      <w:tblCellMar>
+        <w:top w:w="100" w:type="dxa"/>
+        <w:left w:w="100" w:type="dxa"/>
+        <w:bottom w:w="100" w:type="dxa"/>
+        <w:right w:w="100" w:type="dxa"/>
+      </w:tblCellMar>
+    </w:tblPr>
   </w:style>
   <w:style w:type="paragraph" w:styleId="Title">
     <w:name w:val="Title"/>
     <w:basedOn w:val="Normal"/>
     <w:next w:val="Normal"/>
+    <w:uiPriority w:val="10"/>
+    <w:qFormat/>
     <w:pPr>
-      <w:keepNext w:val="1"/>
-      <w:keepLines w:val="1"/>
-      <w:pageBreakBefore w:val="0"/>
-      <w:spacing w:after="60" w:before="0" w:lineRule="auto"/>
+      <w:keepNext/>
+      <w:keepLines/>
+      <w:spacing w:after="60"/>
     </w:pPr>
     <w:rPr>
       <w:sz w:val="52"/>
@@ -1553,16 +2369,14 @@
     <w:name w:val="Subtitle"/>
     <w:basedOn w:val="Normal"/>
     <w:next w:val="Normal"/>
+    <w:uiPriority w:val="11"/>
+    <w:qFormat/>
     <w:pPr>
-      <w:keepNext w:val="1"/>
-      <w:keepLines w:val="1"/>
-      <w:pageBreakBefore w:val="0"/>
-      <w:spacing w:after="320" w:before="0" w:lineRule="auto"/>
+      <w:keepNext/>
+      <w:keepLines/>
+      <w:spacing w:after="320"/>
     </w:pPr>
     <w:rPr>
-      <w:rFonts w:ascii="Arial" w:cs="Arial" w:eastAsia="Arial" w:hAnsi="Arial"/>
-      <w:i w:val="0"/>
-      <w:iCs w:val="0"/>
       <w:color w:val="666666"/>
       <w:sz w:val="30"/>
       <w:szCs w:val="30"/>
